--- a/Customer_Package/0_Documents/6_Code_Walkthrough.docx
+++ b/Customer_Package/0_Documents/6_Code_Walkthrough.docx
@@ -2386,7 +2386,7 @@
       <w:r>
         <w:fldChar w:fldCharType="separate"/>
       </w:r>
-      <w:hyperlink w:anchor="_Toc243642569" w:history="1">
+      <w:hyperlink w:anchor="_Toc243681865" w:history="1">
         <w:r>
           <w:rPr>
             <w:rStyle w:val="Hyperlink"/>
@@ -2428,7 +2428,7 @@
             <w:noProof/>
             <w:webHidden/>
           </w:rPr>
-          <w:instrText xml:space="preserve"> PAGEREF _Toc243642569 \h </w:instrText>
+          <w:instrText xml:space="preserve"> PAGEREF _Toc243681865 \h </w:instrText>
         </w:r>
         <w:r>
           <w:rPr>
@@ -2472,7 +2472,7 @@
           <w:lang w:eastAsia="en-IN"/>
         </w:rPr>
       </w:pPr>
-      <w:hyperlink w:anchor="_Toc243642570" w:history="1">
+      <w:hyperlink w:anchor="_Toc243681866" w:history="1">
         <w:r>
           <w:rPr>
             <w:rStyle w:val="Hyperlink"/>
@@ -2516,7 +2516,7 @@
             <w:noProof/>
             <w:webHidden/>
           </w:rPr>
-          <w:instrText xml:space="preserve"> PAGEREF _Toc243642570 \h </w:instrText>
+          <w:instrText xml:space="preserve"> PAGEREF _Toc243681866 \h </w:instrText>
         </w:r>
         <w:r>
           <w:rPr>
@@ -2560,7 +2560,7 @@
           <w:lang w:eastAsia="en-IN"/>
         </w:rPr>
       </w:pPr>
-      <w:hyperlink w:anchor="_Toc243642571" w:history="1">
+      <w:hyperlink w:anchor="_Toc243681867" w:history="1">
         <w:r>
           <w:rPr>
             <w:rStyle w:val="Hyperlink"/>
@@ -2604,7 +2604,7 @@
             <w:noProof/>
             <w:webHidden/>
           </w:rPr>
-          <w:instrText xml:space="preserve"> PAGEREF _Toc243642571 \h </w:instrText>
+          <w:instrText xml:space="preserve"> PAGEREF _Toc243681867 \h </w:instrText>
         </w:r>
         <w:r>
           <w:rPr>
@@ -2648,7 +2648,7 @@
           <w:lang w:eastAsia="en-IN"/>
         </w:rPr>
       </w:pPr>
-      <w:hyperlink w:anchor="_Toc243642572" w:history="1">
+      <w:hyperlink w:anchor="_Toc243681868" w:history="1">
         <w:r>
           <w:rPr>
             <w:rStyle w:val="Hyperlink"/>
@@ -2692,7 +2692,7 @@
             <w:noProof/>
             <w:webHidden/>
           </w:rPr>
-          <w:instrText xml:space="preserve"> PAGEREF _Toc243642572 \h </w:instrText>
+          <w:instrText xml:space="preserve"> PAGEREF _Toc243681868 \h </w:instrText>
         </w:r>
         <w:r>
           <w:rPr>
@@ -2736,7 +2736,7 @@
           <w:lang w:eastAsia="en-IN"/>
         </w:rPr>
       </w:pPr>
-      <w:hyperlink w:anchor="_Toc243642573" w:history="1">
+      <w:hyperlink w:anchor="_Toc243681869" w:history="1">
         <w:r>
           <w:rPr>
             <w:rStyle w:val="Hyperlink"/>
@@ -2780,7 +2780,7 @@
             <w:noProof/>
             <w:webHidden/>
           </w:rPr>
-          <w:instrText xml:space="preserve"> PAGEREF _Toc243642573 \h </w:instrText>
+          <w:instrText xml:space="preserve"> PAGEREF _Toc243681869 \h </w:instrText>
         </w:r>
         <w:r>
           <w:rPr>
@@ -2824,7 +2824,7 @@
           <w:lang w:eastAsia="en-IN"/>
         </w:rPr>
       </w:pPr>
-      <w:hyperlink w:anchor="_Toc243642574" w:history="1">
+      <w:hyperlink w:anchor="_Toc243681870" w:history="1">
         <w:r>
           <w:rPr>
             <w:rStyle w:val="Hyperlink"/>
@@ -2868,7 +2868,7 @@
             <w:noProof/>
             <w:webHidden/>
           </w:rPr>
-          <w:instrText xml:space="preserve"> PAGEREF _Toc243642574 \h </w:instrText>
+          <w:instrText xml:space="preserve"> PAGEREF _Toc243681870 \h </w:instrText>
         </w:r>
         <w:r>
           <w:rPr>
@@ -2912,7 +2912,7 @@
           <w:lang w:eastAsia="en-IN"/>
         </w:rPr>
       </w:pPr>
-      <w:hyperlink w:anchor="_Toc243642575" w:history="1">
+      <w:hyperlink w:anchor="_Toc243681871" w:history="1">
         <w:r>
           <w:rPr>
             <w:rStyle w:val="Hyperlink"/>
@@ -2954,7 +2954,7 @@
             <w:noProof/>
             <w:webHidden/>
           </w:rPr>
-          <w:instrText xml:space="preserve"> PAGEREF _Toc243642575 \h </w:instrText>
+          <w:instrText xml:space="preserve"> PAGEREF _Toc243681871 \h </w:instrText>
         </w:r>
         <w:r>
           <w:rPr>
@@ -2998,7 +2998,7 @@
           <w:lang w:eastAsia="en-IN"/>
         </w:rPr>
       </w:pPr>
-      <w:hyperlink w:anchor="_Toc243642576" w:history="1">
+      <w:hyperlink w:anchor="_Toc243681872" w:history="1">
         <w:r>
           <w:rPr>
             <w:rStyle w:val="Hyperlink"/>
@@ -3040,7 +3040,7 @@
             <w:noProof/>
             <w:webHidden/>
           </w:rPr>
-          <w:instrText xml:space="preserve"> PAGEREF _Toc243642576 \h </w:instrText>
+          <w:instrText xml:space="preserve"> PAGEREF _Toc243681872 \h </w:instrText>
         </w:r>
         <w:r>
           <w:rPr>
@@ -3084,7 +3084,7 @@
           <w:lang w:eastAsia="en-IN"/>
         </w:rPr>
       </w:pPr>
-      <w:hyperlink w:anchor="_Toc243642577" w:history="1">
+      <w:hyperlink w:anchor="_Toc243681873" w:history="1">
         <w:r>
           <w:rPr>
             <w:rStyle w:val="Hyperlink"/>
@@ -3128,7 +3128,7 @@
             <w:noProof/>
             <w:webHidden/>
           </w:rPr>
-          <w:instrText xml:space="preserve"> PAGEREF _Toc243642577 \h </w:instrText>
+          <w:instrText xml:space="preserve"> PAGEREF _Toc243681873 \h </w:instrText>
         </w:r>
         <w:r>
           <w:rPr>
@@ -3172,7 +3172,7 @@
           <w:lang w:eastAsia="en-IN"/>
         </w:rPr>
       </w:pPr>
-      <w:hyperlink w:anchor="_Toc243642578" w:history="1">
+      <w:hyperlink w:anchor="_Toc243681874" w:history="1">
         <w:r>
           <w:rPr>
             <w:rStyle w:val="Hyperlink"/>
@@ -3216,7 +3216,7 @@
             <w:noProof/>
             <w:webHidden/>
           </w:rPr>
-          <w:instrText xml:space="preserve"> PAGEREF _Toc243642578 \h </w:instrText>
+          <w:instrText xml:space="preserve"> PAGEREF _Toc243681874 \h </w:instrText>
         </w:r>
         <w:r>
           <w:rPr>
@@ -3260,7 +3260,7 @@
           <w:lang w:eastAsia="en-IN"/>
         </w:rPr>
       </w:pPr>
-      <w:hyperlink w:anchor="_Toc243642579" w:history="1">
+      <w:hyperlink w:anchor="_Toc243681875" w:history="1">
         <w:r>
           <w:rPr>
             <w:rStyle w:val="Hyperlink"/>
@@ -3304,7 +3304,7 @@
             <w:noProof/>
             <w:webHidden/>
           </w:rPr>
-          <w:instrText xml:space="preserve"> PAGEREF _Toc243642579 \h </w:instrText>
+          <w:instrText xml:space="preserve"> PAGEREF _Toc243681875 \h </w:instrText>
         </w:r>
         <w:r>
           <w:rPr>
@@ -3348,7 +3348,7 @@
           <w:lang w:eastAsia="en-IN"/>
         </w:rPr>
       </w:pPr>
-      <w:hyperlink w:anchor="_Toc243642580" w:history="1">
+      <w:hyperlink w:anchor="_Toc243681876" w:history="1">
         <w:r>
           <w:rPr>
             <w:rStyle w:val="Hyperlink"/>
@@ -3392,7 +3392,7 @@
             <w:noProof/>
             <w:webHidden/>
           </w:rPr>
-          <w:instrText xml:space="preserve"> PAGEREF _Toc243642580 \h </w:instrText>
+          <w:instrText xml:space="preserve"> PAGEREF _Toc243681876 \h </w:instrText>
         </w:r>
         <w:r>
           <w:rPr>
@@ -3436,7 +3436,7 @@
           <w:lang w:eastAsia="en-IN"/>
         </w:rPr>
       </w:pPr>
-      <w:hyperlink w:anchor="_Toc243642581" w:history="1">
+      <w:hyperlink w:anchor="_Toc243681877" w:history="1">
         <w:r>
           <w:rPr>
             <w:rStyle w:val="Hyperlink"/>
@@ -3480,7 +3480,7 @@
             <w:noProof/>
             <w:webHidden/>
           </w:rPr>
-          <w:instrText xml:space="preserve"> PAGEREF _Toc243642581 \h </w:instrText>
+          <w:instrText xml:space="preserve"> PAGEREF _Toc243681877 \h </w:instrText>
         </w:r>
         <w:r>
           <w:rPr>
@@ -3524,7 +3524,7 @@
           <w:lang w:eastAsia="en-IN"/>
         </w:rPr>
       </w:pPr>
-      <w:hyperlink w:anchor="_Toc243642582" w:history="1">
+      <w:hyperlink w:anchor="_Toc243681878" w:history="1">
         <w:r>
           <w:rPr>
             <w:rStyle w:val="Hyperlink"/>
@@ -3568,7 +3568,7 @@
             <w:noProof/>
             <w:webHidden/>
           </w:rPr>
-          <w:instrText xml:space="preserve"> PAGEREF _Toc243642582 \h </w:instrText>
+          <w:instrText xml:space="preserve"> PAGEREF _Toc243681878 \h </w:instrText>
         </w:r>
         <w:r>
           <w:rPr>
@@ -3612,7 +3612,7 @@
           <w:lang w:eastAsia="en-IN"/>
         </w:rPr>
       </w:pPr>
-      <w:hyperlink w:anchor="_Toc243642583" w:history="1">
+      <w:hyperlink w:anchor="_Toc243681879" w:history="1">
         <w:r>
           <w:rPr>
             <w:rStyle w:val="Hyperlink"/>
@@ -3656,7 +3656,7 @@
             <w:noProof/>
             <w:webHidden/>
           </w:rPr>
-          <w:instrText xml:space="preserve"> PAGEREF _Toc243642583 \h </w:instrText>
+          <w:instrText xml:space="preserve"> PAGEREF _Toc243681879 \h </w:instrText>
         </w:r>
         <w:r>
           <w:rPr>
@@ -3700,7 +3700,7 @@
           <w:lang w:eastAsia="en-IN"/>
         </w:rPr>
       </w:pPr>
-      <w:hyperlink w:anchor="_Toc243642584" w:history="1">
+      <w:hyperlink w:anchor="_Toc243681880" w:history="1">
         <w:r>
           <w:rPr>
             <w:rStyle w:val="Hyperlink"/>
@@ -3742,7 +3742,7 @@
             <w:noProof/>
             <w:webHidden/>
           </w:rPr>
-          <w:instrText xml:space="preserve"> PAGEREF _Toc243642584 \h </w:instrText>
+          <w:instrText xml:space="preserve"> PAGEREF _Toc243681880 \h </w:instrText>
         </w:r>
         <w:r>
           <w:rPr>
@@ -3786,7 +3786,7 @@
           <w:lang w:eastAsia="en-IN"/>
         </w:rPr>
       </w:pPr>
-      <w:hyperlink w:anchor="_Toc243642585" w:history="1">
+      <w:hyperlink w:anchor="_Toc243681881" w:history="1">
         <w:r>
           <w:rPr>
             <w:rStyle w:val="Hyperlink"/>
@@ -3830,7 +3830,7 @@
             <w:noProof/>
             <w:webHidden/>
           </w:rPr>
-          <w:instrText xml:space="preserve"> PAGEREF _Toc243642585 \h </w:instrText>
+          <w:instrText xml:space="preserve"> PAGEREF _Toc243681881 \h </w:instrText>
         </w:r>
         <w:r>
           <w:rPr>
@@ -3874,7 +3874,7 @@
           <w:lang w:eastAsia="en-IN"/>
         </w:rPr>
       </w:pPr>
-      <w:hyperlink w:anchor="_Toc243642586" w:history="1">
+      <w:hyperlink w:anchor="_Toc243681882" w:history="1">
         <w:r>
           <w:rPr>
             <w:rStyle w:val="Hyperlink"/>
@@ -3918,7 +3918,7 @@
             <w:noProof/>
             <w:webHidden/>
           </w:rPr>
-          <w:instrText xml:space="preserve"> PAGEREF _Toc243642586 \h </w:instrText>
+          <w:instrText xml:space="preserve"> PAGEREF _Toc243681882 \h </w:instrText>
         </w:r>
         <w:r>
           <w:rPr>
@@ -3962,7 +3962,7 @@
           <w:lang w:eastAsia="en-IN"/>
         </w:rPr>
       </w:pPr>
-      <w:hyperlink w:anchor="_Toc243642587" w:history="1">
+      <w:hyperlink w:anchor="_Toc243681883" w:history="1">
         <w:r>
           <w:rPr>
             <w:rStyle w:val="Hyperlink"/>
@@ -4006,7 +4006,7 @@
             <w:noProof/>
             <w:webHidden/>
           </w:rPr>
-          <w:instrText xml:space="preserve"> PAGEREF _Toc243642587 \h </w:instrText>
+          <w:instrText xml:space="preserve"> PAGEREF _Toc243681883 \h </w:instrText>
         </w:r>
         <w:r>
           <w:rPr>
@@ -4050,7 +4050,7 @@
           <w:lang w:eastAsia="en-IN"/>
         </w:rPr>
       </w:pPr>
-      <w:hyperlink w:anchor="_Toc243642588" w:history="1">
+      <w:hyperlink w:anchor="_Toc243681884" w:history="1">
         <w:r>
           <w:rPr>
             <w:rStyle w:val="Hyperlink"/>
@@ -4094,7 +4094,7 @@
             <w:noProof/>
             <w:webHidden/>
           </w:rPr>
-          <w:instrText xml:space="preserve"> PAGEREF _Toc243642588 \h </w:instrText>
+          <w:instrText xml:space="preserve"> PAGEREF _Toc243681884 \h </w:instrText>
         </w:r>
         <w:r>
           <w:rPr>
@@ -4138,7 +4138,7 @@
           <w:lang w:eastAsia="en-IN"/>
         </w:rPr>
       </w:pPr>
-      <w:hyperlink w:anchor="_Toc243642589" w:history="1">
+      <w:hyperlink w:anchor="_Toc243681885" w:history="1">
         <w:r>
           <w:rPr>
             <w:rStyle w:val="Hyperlink"/>
@@ -4182,7 +4182,7 @@
             <w:noProof/>
             <w:webHidden/>
           </w:rPr>
-          <w:instrText xml:space="preserve"> PAGEREF _Toc243642589 \h </w:instrText>
+          <w:instrText xml:space="preserve"> PAGEREF _Toc243681885 \h </w:instrText>
         </w:r>
         <w:r>
           <w:rPr>
@@ -4226,7 +4226,7 @@
           <w:lang w:eastAsia="en-IN"/>
         </w:rPr>
       </w:pPr>
-      <w:hyperlink w:anchor="_Toc243642590" w:history="1">
+      <w:hyperlink w:anchor="_Toc243681886" w:history="1">
         <w:r>
           <w:rPr>
             <w:rStyle w:val="Hyperlink"/>
@@ -4270,7 +4270,7 @@
             <w:noProof/>
             <w:webHidden/>
           </w:rPr>
-          <w:instrText xml:space="preserve"> PAGEREF _Toc243642590 \h </w:instrText>
+          <w:instrText xml:space="preserve"> PAGEREF _Toc243681886 \h </w:instrText>
         </w:r>
         <w:r>
           <w:rPr>
@@ -4314,7 +4314,7 @@
           <w:lang w:eastAsia="en-IN"/>
         </w:rPr>
       </w:pPr>
-      <w:hyperlink w:anchor="_Toc243642591" w:history="1">
+      <w:hyperlink w:anchor="_Toc243681887" w:history="1">
         <w:r>
           <w:rPr>
             <w:rStyle w:val="Hyperlink"/>
@@ -4356,7 +4356,7 @@
             <w:noProof/>
             <w:webHidden/>
           </w:rPr>
-          <w:instrText xml:space="preserve"> PAGEREF _Toc243642591 \h </w:instrText>
+          <w:instrText xml:space="preserve"> PAGEREF _Toc243681887 \h </w:instrText>
         </w:r>
         <w:r>
           <w:rPr>
@@ -4400,7 +4400,7 @@
           <w:lang w:eastAsia="en-IN"/>
         </w:rPr>
       </w:pPr>
-      <w:hyperlink w:anchor="_Toc243642592" w:history="1">
+      <w:hyperlink w:anchor="_Toc243681888" w:history="1">
         <w:r>
           <w:rPr>
             <w:rStyle w:val="Hyperlink"/>
@@ -4444,7 +4444,7 @@
             <w:noProof/>
             <w:webHidden/>
           </w:rPr>
-          <w:instrText xml:space="preserve"> PAGEREF _Toc243642592 \h </w:instrText>
+          <w:instrText xml:space="preserve"> PAGEREF _Toc243681888 \h </w:instrText>
         </w:r>
         <w:r>
           <w:rPr>
@@ -4488,7 +4488,7 @@
           <w:lang w:eastAsia="en-IN"/>
         </w:rPr>
       </w:pPr>
-      <w:hyperlink w:anchor="_Toc243642593" w:history="1">
+      <w:hyperlink w:anchor="_Toc243681889" w:history="1">
         <w:r>
           <w:rPr>
             <w:rStyle w:val="Hyperlink"/>
@@ -4532,7 +4532,7 @@
             <w:noProof/>
             <w:webHidden/>
           </w:rPr>
-          <w:instrText xml:space="preserve"> PAGEREF _Toc243642593 \h </w:instrText>
+          <w:instrText xml:space="preserve"> PAGEREF _Toc243681889 \h </w:instrText>
         </w:r>
         <w:r>
           <w:rPr>
@@ -4576,7 +4576,7 @@
           <w:lang w:eastAsia="en-IN"/>
         </w:rPr>
       </w:pPr>
-      <w:hyperlink w:anchor="_Toc243642594" w:history="1">
+      <w:hyperlink w:anchor="_Toc243681890" w:history="1">
         <w:r>
           <w:rPr>
             <w:rStyle w:val="Hyperlink"/>
@@ -4618,7 +4618,7 @@
             <w:noProof/>
             <w:webHidden/>
           </w:rPr>
-          <w:instrText xml:space="preserve"> PAGEREF _Toc243642594 \h </w:instrText>
+          <w:instrText xml:space="preserve"> PAGEREF _Toc243681890 \h </w:instrText>
         </w:r>
         <w:r>
           <w:rPr>
@@ -4662,7 +4662,7 @@
           <w:lang w:eastAsia="en-IN"/>
         </w:rPr>
       </w:pPr>
-      <w:hyperlink w:anchor="_Toc243642595" w:history="1">
+      <w:hyperlink w:anchor="_Toc243681891" w:history="1">
         <w:r>
           <w:rPr>
             <w:rStyle w:val="Hyperlink"/>
@@ -4704,7 +4704,7 @@
             <w:noProof/>
             <w:webHidden/>
           </w:rPr>
-          <w:instrText xml:space="preserve"> PAGEREF _Toc243642595 \h </w:instrText>
+          <w:instrText xml:space="preserve"> PAGEREF _Toc243681891 \h </w:instrText>
         </w:r>
         <w:r>
           <w:rPr>
@@ -4747,7 +4747,7 @@
           <w:lang w:eastAsia="en-IN"/>
         </w:rPr>
       </w:pPr>
-      <w:hyperlink w:anchor="_Toc243642596" w:history="1">
+      <w:hyperlink w:anchor="_Toc243681892" w:history="1">
         <w:r>
           <w:rPr>
             <w:rStyle w:val="Hyperlink"/>
@@ -4774,7 +4774,7 @@
             <w:noProof/>
             <w:webHidden/>
           </w:rPr>
-          <w:instrText xml:space="preserve"> PAGEREF _Toc243642596 \h </w:instrText>
+          <w:instrText xml:space="preserve"> PAGEREF _Toc243681892 \h </w:instrText>
         </w:r>
         <w:r>
           <w:rPr>
@@ -4794,7 +4794,7 @@
             <w:noProof/>
             <w:webHidden/>
           </w:rPr>
-          <w:t>13</w:t>
+          <w:t>14</w:t>
         </w:r>
         <w:r>
           <w:rPr>
@@ -4817,7 +4817,7 @@
           <w:lang w:eastAsia="en-IN"/>
         </w:rPr>
       </w:pPr>
-      <w:hyperlink w:anchor="_Toc243642597" w:history="1">
+      <w:hyperlink w:anchor="_Toc243681893" w:history="1">
         <w:r>
           <w:rPr>
             <w:rStyle w:val="Hyperlink"/>
@@ -4844,7 +4844,7 @@
             <w:noProof/>
             <w:webHidden/>
           </w:rPr>
-          <w:instrText xml:space="preserve"> PAGEREF _Toc243642597 \h </w:instrText>
+          <w:instrText xml:space="preserve"> PAGEREF _Toc243681893 \h </w:instrText>
         </w:r>
         <w:r>
           <w:rPr>
@@ -4922,7 +4922,7 @@
       <w:r>
         <w:fldChar w:fldCharType="separate"/>
       </w:r>
-      <w:hyperlink w:anchor="_Toc243642598" w:history="1">
+      <w:hyperlink w:anchor="_Toc243681894" w:history="1">
         <w:r>
           <w:rPr>
             <w:rStyle w:val="Hyperlink"/>
@@ -4950,7 +4950,7 @@
             <w:noProof/>
             <w:webHidden/>
           </w:rPr>
-          <w:instrText xml:space="preserve"> PAGEREF _Toc243642598 \h </w:instrText>
+          <w:instrText xml:space="preserve"> PAGEREF _Toc243681894 \h </w:instrText>
         </w:r>
         <w:r>
           <w:rPr>
@@ -4993,7 +4993,7 @@
           <w:lang w:eastAsia="en-IN"/>
         </w:rPr>
       </w:pPr>
-      <w:hyperlink w:anchor="_Toc243642599" w:history="1">
+      <w:hyperlink w:anchor="_Toc243681895" w:history="1">
         <w:r>
           <w:rPr>
             <w:rStyle w:val="Hyperlink"/>
@@ -5021,7 +5021,7 @@
             <w:noProof/>
             <w:webHidden/>
           </w:rPr>
-          <w:instrText xml:space="preserve"> PAGEREF _Toc243642599 \h </w:instrText>
+          <w:instrText xml:space="preserve"> PAGEREF _Toc243681895 \h </w:instrText>
         </w:r>
         <w:r>
           <w:rPr>
@@ -5064,7 +5064,7 @@
           <w:lang w:eastAsia="en-IN"/>
         </w:rPr>
       </w:pPr>
-      <w:hyperlink w:anchor="_Toc243642600" w:history="1">
+      <w:hyperlink w:anchor="_Toc243681896" w:history="1">
         <w:r>
           <w:rPr>
             <w:rStyle w:val="Hyperlink"/>
@@ -5092,7 +5092,7 @@
             <w:noProof/>
             <w:webHidden/>
           </w:rPr>
-          <w:instrText xml:space="preserve"> PAGEREF _Toc243642600 \h </w:instrText>
+          <w:instrText xml:space="preserve"> PAGEREF _Toc243681896 \h </w:instrText>
         </w:r>
         <w:r>
           <w:rPr>
@@ -5135,7 +5135,7 @@
           <w:lang w:eastAsia="en-IN"/>
         </w:rPr>
       </w:pPr>
-      <w:hyperlink w:anchor="_Toc243642601" w:history="1">
+      <w:hyperlink w:anchor="_Toc243681897" w:history="1">
         <w:r>
           <w:rPr>
             <w:rStyle w:val="Hyperlink"/>
@@ -5163,7 +5163,7 @@
             <w:noProof/>
             <w:webHidden/>
           </w:rPr>
-          <w:instrText xml:space="preserve"> PAGEREF _Toc243642601 \h </w:instrText>
+          <w:instrText xml:space="preserve"> PAGEREF _Toc243681897 \h </w:instrText>
         </w:r>
         <w:r>
           <w:rPr>
@@ -5206,7 +5206,7 @@
           <w:lang w:eastAsia="en-IN"/>
         </w:rPr>
       </w:pPr>
-      <w:hyperlink w:anchor="_Toc243642602" w:history="1">
+      <w:hyperlink w:anchor="_Toc243681898" w:history="1">
         <w:r>
           <w:rPr>
             <w:rStyle w:val="Hyperlink"/>
@@ -5234,7 +5234,7 @@
             <w:noProof/>
             <w:webHidden/>
           </w:rPr>
-          <w:instrText xml:space="preserve"> PAGEREF _Toc243642602 \h </w:instrText>
+          <w:instrText xml:space="preserve"> PAGEREF _Toc243681898 \h </w:instrText>
         </w:r>
         <w:r>
           <w:rPr>
@@ -5277,7 +5277,7 @@
           <w:lang w:eastAsia="en-IN"/>
         </w:rPr>
       </w:pPr>
-      <w:hyperlink w:anchor="_Toc243642603" w:history="1">
+      <w:hyperlink w:anchor="_Toc243681899" w:history="1">
         <w:r>
           <w:rPr>
             <w:rStyle w:val="Hyperlink"/>
@@ -5305,7 +5305,7 @@
             <w:noProof/>
             <w:webHidden/>
           </w:rPr>
-          <w:instrText xml:space="preserve"> PAGEREF _Toc243642603 \h </w:instrText>
+          <w:instrText xml:space="preserve"> PAGEREF _Toc243681899 \h </w:instrText>
         </w:r>
         <w:r>
           <w:rPr>
@@ -5348,7 +5348,7 @@
           <w:lang w:eastAsia="en-IN"/>
         </w:rPr>
       </w:pPr>
-      <w:hyperlink w:anchor="_Toc243642604" w:history="1">
+      <w:hyperlink w:anchor="_Toc243681900" w:history="1">
         <w:r>
           <w:rPr>
             <w:rStyle w:val="Hyperlink"/>
@@ -5376,7 +5376,7 @@
             <w:noProof/>
             <w:webHidden/>
           </w:rPr>
-          <w:instrText xml:space="preserve"> PAGEREF _Toc243642604 \h </w:instrText>
+          <w:instrText xml:space="preserve"> PAGEREF _Toc243681900 \h </w:instrText>
         </w:r>
         <w:r>
           <w:rPr>
@@ -5419,7 +5419,7 @@
           <w:lang w:eastAsia="en-IN"/>
         </w:rPr>
       </w:pPr>
-      <w:hyperlink w:anchor="_Toc243642605" w:history="1">
+      <w:hyperlink w:anchor="_Toc243681901" w:history="1">
         <w:r>
           <w:rPr>
             <w:rStyle w:val="Hyperlink"/>
@@ -5447,7 +5447,7 @@
             <w:noProof/>
             <w:webHidden/>
           </w:rPr>
-          <w:instrText xml:space="preserve"> PAGEREF _Toc243642605 \h </w:instrText>
+          <w:instrText xml:space="preserve"> PAGEREF _Toc243681901 \h </w:instrText>
         </w:r>
         <w:r>
           <w:rPr>
@@ -5490,7 +5490,7 @@
           <w:lang w:eastAsia="en-IN"/>
         </w:rPr>
       </w:pPr>
-      <w:hyperlink w:anchor="_Toc243642606" w:history="1">
+      <w:hyperlink w:anchor="_Toc243681902" w:history="1">
         <w:r>
           <w:rPr>
             <w:rStyle w:val="Hyperlink"/>
@@ -5518,7 +5518,7 @@
             <w:noProof/>
             <w:webHidden/>
           </w:rPr>
-          <w:instrText xml:space="preserve"> PAGEREF _Toc243642606 \h </w:instrText>
+          <w:instrText xml:space="preserve"> PAGEREF _Toc243681902 \h </w:instrText>
         </w:r>
         <w:r>
           <w:rPr>
@@ -5561,7 +5561,7 @@
           <w:lang w:eastAsia="en-IN"/>
         </w:rPr>
       </w:pPr>
-      <w:hyperlink w:anchor="_Toc243642607" w:history="1">
+      <w:hyperlink w:anchor="_Toc243681903" w:history="1">
         <w:r>
           <w:rPr>
             <w:rStyle w:val="Hyperlink"/>
@@ -5589,7 +5589,7 @@
             <w:noProof/>
             <w:webHidden/>
           </w:rPr>
-          <w:instrText xml:space="preserve"> PAGEREF _Toc243642607 \h </w:instrText>
+          <w:instrText xml:space="preserve"> PAGEREF _Toc243681903 \h </w:instrText>
         </w:r>
         <w:r>
           <w:rPr>
@@ -5632,7 +5632,7 @@
           <w:lang w:eastAsia="en-IN"/>
         </w:rPr>
       </w:pPr>
-      <w:hyperlink w:anchor="_Toc243642608" w:history="1">
+      <w:hyperlink w:anchor="_Toc243681904" w:history="1">
         <w:r>
           <w:rPr>
             <w:rStyle w:val="Hyperlink"/>
@@ -5660,7 +5660,7 @@
             <w:noProof/>
             <w:webHidden/>
           </w:rPr>
-          <w:instrText xml:space="preserve"> PAGEREF _Toc243642608 \h </w:instrText>
+          <w:instrText xml:space="preserve"> PAGEREF _Toc243681904 \h </w:instrText>
         </w:r>
         <w:r>
           <w:rPr>
@@ -5703,7 +5703,7 @@
           <w:lang w:eastAsia="en-IN"/>
         </w:rPr>
       </w:pPr>
-      <w:hyperlink w:anchor="_Toc243642609" w:history="1">
+      <w:hyperlink w:anchor="_Toc243681905" w:history="1">
         <w:r>
           <w:rPr>
             <w:rStyle w:val="Hyperlink"/>
@@ -5731,7 +5731,7 @@
             <w:noProof/>
             <w:webHidden/>
           </w:rPr>
-          <w:instrText xml:space="preserve"> PAGEREF _Toc243642609 \h </w:instrText>
+          <w:instrText xml:space="preserve"> PAGEREF _Toc243681905 \h </w:instrText>
         </w:r>
         <w:r>
           <w:rPr>
@@ -5774,7 +5774,7 @@
           <w:lang w:eastAsia="en-IN"/>
         </w:rPr>
       </w:pPr>
-      <w:hyperlink w:anchor="_Toc243642610" w:history="1">
+      <w:hyperlink w:anchor="_Toc243681906" w:history="1">
         <w:r>
           <w:rPr>
             <w:rStyle w:val="Hyperlink"/>
@@ -5802,7 +5802,7 @@
             <w:noProof/>
             <w:webHidden/>
           </w:rPr>
-          <w:instrText xml:space="preserve"> PAGEREF _Toc243642610 \h </w:instrText>
+          <w:instrText xml:space="preserve"> PAGEREF _Toc243681906 \h </w:instrText>
         </w:r>
         <w:r>
           <w:rPr>
@@ -5845,7 +5845,7 @@
           <w:lang w:eastAsia="en-IN"/>
         </w:rPr>
       </w:pPr>
-      <w:hyperlink w:anchor="_Toc243642611" w:history="1">
+      <w:hyperlink w:anchor="_Toc243681907" w:history="1">
         <w:r>
           <w:rPr>
             <w:rStyle w:val="Hyperlink"/>
@@ -5873,7 +5873,7 @@
             <w:noProof/>
             <w:webHidden/>
           </w:rPr>
-          <w:instrText xml:space="preserve"> PAGEREF _Toc243642611 \h </w:instrText>
+          <w:instrText xml:space="preserve"> PAGEREF _Toc243681907 \h </w:instrText>
         </w:r>
         <w:r>
           <w:rPr>
@@ -5916,7 +5916,7 @@
           <w:lang w:eastAsia="en-IN"/>
         </w:rPr>
       </w:pPr>
-      <w:hyperlink w:anchor="_Toc243642612" w:history="1">
+      <w:hyperlink w:anchor="_Toc243681908" w:history="1">
         <w:r>
           <w:rPr>
             <w:rStyle w:val="Hyperlink"/>
@@ -5944,7 +5944,7 @@
             <w:noProof/>
             <w:webHidden/>
           </w:rPr>
-          <w:instrText xml:space="preserve"> PAGEREF _Toc243642612 \h </w:instrText>
+          <w:instrText xml:space="preserve"> PAGEREF _Toc243681908 \h </w:instrText>
         </w:r>
         <w:r>
           <w:rPr>
@@ -5996,7 +5996,7 @@
         <w:pStyle w:val="Heading1"/>
         <w:ind w:left="720" w:hanging="720"/>
       </w:pPr>
-      <w:bookmarkStart w:id="0" w:name="_Toc243642569"/>
+      <w:bookmarkStart w:id="0" w:name="_Toc243681865"/>
       <w:r>
         <w:lastRenderedPageBreak/>
         <w:t>Introduction</w:t>
@@ -6007,7 +6007,7 @@
       <w:pPr>
         <w:pStyle w:val="Heading2"/>
       </w:pPr>
-      <w:bookmarkStart w:id="1" w:name="_Toc243642570"/>
+      <w:bookmarkStart w:id="1" w:name="_Toc243681866"/>
       <w:r>
         <w:t>Purpose</w:t>
       </w:r>
@@ -6029,7 +6029,7 @@
       <w:pPr>
         <w:pStyle w:val="Heading2"/>
       </w:pPr>
-      <w:bookmarkStart w:id="2" w:name="_Toc243642571"/>
+      <w:bookmarkStart w:id="2" w:name="_Toc243681867"/>
       <w:r>
         <w:t>Scope</w:t>
       </w:r>
@@ -6051,7 +6051,7 @@
       <w:pPr>
         <w:pStyle w:val="Heading2"/>
       </w:pPr>
-      <w:bookmarkStart w:id="3" w:name="_Toc243642572"/>
+      <w:bookmarkStart w:id="3" w:name="_Toc243681868"/>
       <w:r>
         <w:t>How to Read the Call-Hierarchy Trees</w:t>
       </w:r>
@@ -6138,7 +6138,7 @@
       <w:pPr>
         <w:pStyle w:val="Heading2"/>
       </w:pPr>
-      <w:bookmarkStart w:id="4" w:name="_Toc243642573"/>
+      <w:bookmarkStart w:id="4" w:name="_Toc243681869"/>
       <w:r>
         <w:t>Definitions and Abbreviations</w:t>
       </w:r>
@@ -6603,7 +6603,7 @@
         <w:pStyle w:val="Caption"/>
         <w:jc w:val="center"/>
       </w:pPr>
-      <w:bookmarkStart w:id="5" w:name="_Toc243642598"/>
+      <w:bookmarkStart w:id="5" w:name="_Toc243681894"/>
       <w:r>
         <w:rPr>
           <w:rFonts w:ascii="Times New Roman" w:eastAsia="Times New Roman" w:hAnsi="Times New Roman" w:cs="Times New Roman"/>
@@ -6653,7 +6653,7 @@
       <w:pPr>
         <w:pStyle w:val="Heading2"/>
       </w:pPr>
-      <w:bookmarkStart w:id="6" w:name="_Toc243642574"/>
+      <w:bookmarkStart w:id="6" w:name="_Toc243681870"/>
       <w:r>
         <w:t>References</w:t>
       </w:r>
@@ -6696,7 +6696,7 @@
         <w:pStyle w:val="Heading1"/>
         <w:ind w:left="720" w:hanging="720"/>
       </w:pPr>
-      <w:bookmarkStart w:id="7" w:name="_Toc243642575"/>
+      <w:bookmarkStart w:id="7" w:name="_Toc243681871"/>
       <w:r>
         <w:lastRenderedPageBreak/>
         <w:t>System Overview</w:t>
@@ -6954,7 +6954,7 @@
         <w:pStyle w:val="Caption"/>
         <w:jc w:val="center"/>
       </w:pPr>
-      <w:bookmarkStart w:id="8" w:name="_Toc243642599"/>
+      <w:bookmarkStart w:id="8" w:name="_Toc243681895"/>
       <w:r>
         <w:rPr>
           <w:rFonts w:ascii="Times New Roman" w:eastAsia="Times New Roman" w:hAnsi="Times New Roman" w:cs="Times New Roman"/>
@@ -7005,7 +7005,7 @@
         <w:pStyle w:val="Heading1"/>
         <w:ind w:left="720" w:hanging="720"/>
       </w:pPr>
-      <w:bookmarkStart w:id="9" w:name="_Toc243642576"/>
+      <w:bookmarkStart w:id="9" w:name="_Toc243681872"/>
       <w:r>
         <w:t>Firmware Architecture and Call Hierarchy</w:t>
       </w:r>
@@ -7015,7 +7015,7 @@
       <w:pPr>
         <w:pStyle w:val="Heading2"/>
       </w:pPr>
-      <w:bookmarkStart w:id="10" w:name="_Toc243642577"/>
+      <w:bookmarkStart w:id="10" w:name="_Toc243681873"/>
       <w:r>
         <w:t>File Layout</w:t>
       </w:r>
@@ -7295,7 +7295,7 @@
                 <w:rFonts w:ascii="Times New Roman" w:eastAsia="Times New Roman" w:hAnsi="Times New Roman" w:cs="Times New Roman"/>
                 <w:sz w:val="18"/>
               </w:rPr>
-              <w:t>continuity, kelvin, insulation</w:t>
+              <w:t>continuity, kelvin, insulation, insulation_logic.h</w:t>
             </w:r>
           </w:p>
         </w:tc>
@@ -7427,7 +7427,7 @@
                 <w:rFonts w:ascii="Times New Roman" w:eastAsia="Times New Roman" w:hAnsi="Times New Roman" w:cs="Times New Roman"/>
                 <w:sz w:val="18"/>
               </w:rPr>
-              <w:t>tasks, proto, log</w:t>
+              <w:t>tasks, proto, log, run_logic</w:t>
             </w:r>
           </w:p>
         </w:tc>
@@ -7458,7 +7458,7 @@
         <w:pStyle w:val="Caption"/>
         <w:jc w:val="center"/>
       </w:pPr>
-      <w:bookmarkStart w:id="11" w:name="_Toc243642600"/>
+      <w:bookmarkStart w:id="11" w:name="_Toc243681896"/>
       <w:r>
         <w:rPr>
           <w:rFonts w:ascii="Times New Roman" w:eastAsia="Times New Roman" w:hAnsi="Times New Roman" w:cs="Times New Roman"/>
@@ -7520,7 +7520,7 @@
       <w:pPr>
         <w:pStyle w:val="Heading2"/>
       </w:pPr>
-      <w:bookmarkStart w:id="12" w:name="_Toc243642578"/>
+      <w:bookmarkStart w:id="12" w:name="_Toc243681874"/>
       <w:r>
         <w:t>Startup Call Hierarchy</w:t>
       </w:r>
@@ -7708,7 +7708,7 @@
       <w:pPr>
         <w:pStyle w:val="Heading2"/>
       </w:pPr>
-      <w:bookmarkStart w:id="13" w:name="_Toc243642579"/>
+      <w:bookmarkStart w:id="13" w:name="_Toc243681875"/>
       <w:r>
         <w:t>Runtime Threads</w:t>
       </w:r>
@@ -8189,7 +8189,7 @@
         <w:pStyle w:val="Caption"/>
         <w:jc w:val="center"/>
       </w:pPr>
-      <w:bookmarkStart w:id="14" w:name="_Toc243642601"/>
+      <w:bookmarkStart w:id="14" w:name="_Toc243681897"/>
       <w:r>
         <w:rPr>
           <w:rFonts w:ascii="Times New Roman" w:eastAsia="Times New Roman" w:hAnsi="Times New Roman" w:cs="Times New Roman"/>
@@ -8239,7 +8239,7 @@
       <w:pPr>
         <w:pStyle w:val="Heading2"/>
       </w:pPr>
-      <w:bookmarkStart w:id="15" w:name="_Toc243642580"/>
+      <w:bookmarkStart w:id="15" w:name="_Toc243681876"/>
       <w:r>
         <w:t>Function Reference: app/ (tasks.c, proto.c)</w:t>
       </w:r>
@@ -8453,7 +8453,7 @@
                 <w:rFonts w:ascii="Times New Roman" w:eastAsia="Times New Roman" w:hAnsi="Times New Roman" w:cs="Times New Roman"/>
                 <w:sz w:val="18"/>
               </w:rPr>
-              <w:t>force_safe_all(), HvCard_HvEnable()</w:t>
+              <w:t>force_safe_all(), HvCard_HvEnable(), rail_monitor()</w:t>
             </w:r>
           </w:p>
         </w:tc>
@@ -9144,7 +9144,7 @@
         <w:pStyle w:val="Caption"/>
         <w:jc w:val="center"/>
       </w:pPr>
-      <w:bookmarkStart w:id="16" w:name="_Toc243642602"/>
+      <w:bookmarkStart w:id="16" w:name="_Toc243681898"/>
       <w:r>
         <w:rPr>
           <w:rFonts w:ascii="Times New Roman" w:eastAsia="Times New Roman" w:hAnsi="Times New Roman" w:cs="Times New Roman"/>
@@ -9194,7 +9194,7 @@
       <w:pPr>
         <w:pStyle w:val="Heading2"/>
       </w:pPr>
-      <w:bookmarkStart w:id="17" w:name="_Toc243642581"/>
+      <w:bookmarkStart w:id="17" w:name="_Toc243681877"/>
       <w:r>
         <w:lastRenderedPageBreak/>
         <w:t>Function Reference: test/ and cards/</w:t>
@@ -9704,7 +9704,7 @@
         <w:pStyle w:val="Caption"/>
         <w:jc w:val="center"/>
       </w:pPr>
-      <w:bookmarkStart w:id="18" w:name="_Toc243642603"/>
+      <w:bookmarkStart w:id="18" w:name="_Toc243681899"/>
       <w:r>
         <w:rPr>
           <w:rFonts w:ascii="Times New Roman" w:eastAsia="Times New Roman" w:hAnsi="Times New Roman" w:cs="Times New Roman"/>
@@ -9754,7 +9754,7 @@
       <w:pPr>
         <w:pStyle w:val="Heading2"/>
       </w:pPr>
-      <w:bookmarkStart w:id="19" w:name="_Toc243642582"/>
+      <w:bookmarkStart w:id="19" w:name="_Toc243681878"/>
       <w:r>
         <w:t>Runtime Call Hierarchy: RES RUN</w:t>
       </w:r>
@@ -10011,7 +10011,7 @@
       <w:pPr>
         <w:pStyle w:val="Heading2"/>
       </w:pPr>
-      <w:bookmarkStart w:id="20" w:name="_Toc243642583"/>
+      <w:bookmarkStart w:id="20" w:name="_Toc243681879"/>
       <w:r>
         <w:t>Notable Implementation Details</w:t>
       </w:r>
@@ -10065,7 +10065,7 @@
           <w:sz w:val="17"/>
         </w:rPr>
         <w:br/>
-        <w:t xml:space="preserve">  for (;;)</w:t>
+        <w:t xml:space="preserve">  watchdog_start();                      /* IWDG, about 500 ms */</w:t>
       </w:r>
       <w:r>
         <w:rPr>
@@ -10073,7 +10073,7 @@
           <w:sz w:val="17"/>
         </w:rPr>
         <w:br/>
-        <w:t xml:space="preserve">  {</w:t>
+        <w:t xml:space="preserve">  for (;;)</w:t>
       </w:r>
       <w:r>
         <w:rPr>
@@ -10081,7 +10081,7 @@
           <w:sz w:val="17"/>
         </w:rPr>
         <w:br/>
-        <w:t xml:space="preserve">    if (s_fault)</w:t>
+        <w:t xml:space="preserve">  {</w:t>
       </w:r>
       <w:r>
         <w:rPr>
@@ -10089,7 +10089,7 @@
           <w:sz w:val="17"/>
         </w:rPr>
         <w:br/>
-        <w:t xml:space="preserve">    {</w:t>
+        <w:t xml:space="preserve">    if (s_fault)</w:t>
       </w:r>
       <w:r>
         <w:rPr>
@@ -10097,7 +10097,7 @@
           <w:sz w:val="17"/>
         </w:rPr>
         <w:br/>
-        <w:t xml:space="preserve">      if (osMutexAcquire(s_hwmtx, 50U) == osOK)</w:t>
+        <w:t xml:space="preserve">    {</w:t>
       </w:r>
       <w:r>
         <w:rPr>
@@ -10105,7 +10105,7 @@
           <w:sz w:val="17"/>
         </w:rPr>
         <w:br/>
-        <w:t xml:space="preserve">      {</w:t>
+        <w:t xml:space="preserve">      /* force safe under the bus mutex; stay latched until cleared */</w:t>
       </w:r>
       <w:r>
         <w:rPr>
@@ -10113,7 +10113,7 @@
           <w:sz w:val="17"/>
         </w:rPr>
         <w:br/>
-        <w:t xml:space="preserve">        force_safe_all();</w:t>
+        <w:t xml:space="preserve">      if (osMutexAcquire(s_hwmtx, 50U) == osOK) { force_safe_all(); osMutexRelease(s_hwmtx); }</w:t>
       </w:r>
       <w:r>
         <w:rPr>
@@ -10121,7 +10121,7 @@
           <w:sz w:val="17"/>
         </w:rPr>
         <w:br/>
-        <w:t xml:space="preserve">        osMutexRelease(s_hwmtx);</w:t>
+        <w:t xml:space="preserve">    }</w:t>
       </w:r>
       <w:r>
         <w:rPr>
@@ -10129,7 +10129,7 @@
           <w:sz w:val="17"/>
         </w:rPr>
         <w:br/>
-        <w:t xml:space="preserve">      }</w:t>
+        <w:t xml:space="preserve">    else if (!s_hv_active)</w:t>
       </w:r>
       <w:r>
         <w:rPr>
@@ -10137,7 +10137,7 @@
           <w:sz w:val="17"/>
         </w:rPr>
         <w:br/>
-        <w:t xml:space="preserve">    }</w:t>
+        <w:t xml:space="preserve">    {</w:t>
       </w:r>
       <w:r>
         <w:rPr>
@@ -10145,7 +10145,7 @@
           <w:sz w:val="17"/>
         </w:rPr>
         <w:br/>
-        <w:t xml:space="preserve">    else if (!s_hv_active)</w:t>
+        <w:t xml:space="preserve">      for (i = 0; i &lt; BOARD_HV_COUNT; i++) { HvCard_HvEnable(&amp;g_hv[i], 0U); }  /* backstop */</w:t>
       </w:r>
       <w:r>
         <w:rPr>
@@ -10153,7 +10153,7 @@
           <w:sz w:val="17"/>
         </w:rPr>
         <w:br/>
-        <w:t xml:space="preserve">    {</w:t>
+        <w:t xml:space="preserve">      if (monitor period elapsed &amp;&amp; no HV activity for 5 s) { rail_monitor(); }</w:t>
       </w:r>
       <w:r>
         <w:rPr>
@@ -10161,7 +10161,7 @@
           <w:sz w:val="17"/>
         </w:rPr>
         <w:br/>
-        <w:t xml:space="preserve">      for (i = 0; i &lt; BOARD_HV_COUNT; i++)</w:t>
+        <w:t xml:space="preserve">                                          /* a live rail while idle latches a fault */</w:t>
       </w:r>
       <w:r>
         <w:rPr>
@@ -10169,7 +10169,7 @@
           <w:sz w:val="17"/>
         </w:rPr>
         <w:br/>
-        <w:t xml:space="preserve">        HvCard_HvEnable(&amp;g_hv[i], 0U);   /* backstop: HV off whenever idle */</w:t>
+        <w:t xml:space="preserve">    }</w:t>
       </w:r>
       <w:r>
         <w:rPr>
@@ -10177,7 +10177,7 @@
           <w:sz w:val="17"/>
         </w:rPr>
         <w:br/>
-        <w:t xml:space="preserve">    }</w:t>
+        <w:t xml:space="preserve">    watchdog_refresh();</w:t>
       </w:r>
       <w:r>
         <w:rPr>
@@ -10214,7 +10214,7 @@
           <w:rFonts w:ascii="Times New Roman" w:eastAsia="Times New Roman" w:hAnsi="Times New Roman" w:cs="Times New Roman"/>
           <w:i/>
         </w:rPr>
-        <w:t>tasks.c, SafetyTask() (from line 152).</w:t>
+        <w:t>tasks.c, SafetyTask(), rail_monitor() and watchdog_start().</w:t>
       </w:r>
     </w:p>
     <w:p>
@@ -10358,7 +10358,7 @@
         <w:pStyle w:val="Heading1"/>
         <w:ind w:left="720" w:hanging="720"/>
       </w:pPr>
-      <w:bookmarkStart w:id="21" w:name="_Toc243642584"/>
+      <w:bookmarkStart w:id="21" w:name="_Toc243681880"/>
       <w:r>
         <w:lastRenderedPageBreak/>
         <w:t>GUI Architecture and Call Hierarchy</w:t>
@@ -10369,7 +10369,7 @@
       <w:pPr>
         <w:pStyle w:val="Heading2"/>
       </w:pPr>
-      <w:bookmarkStart w:id="22" w:name="_Toc243642585"/>
+      <w:bookmarkStart w:id="22" w:name="_Toc243681881"/>
       <w:r>
         <w:t>File Layout</w:t>
       </w:r>
@@ -10746,7 +10746,7 @@
         <w:pStyle w:val="Caption"/>
         <w:jc w:val="center"/>
       </w:pPr>
-      <w:bookmarkStart w:id="23" w:name="_Toc243642604"/>
+      <w:bookmarkStart w:id="23" w:name="_Toc243681900"/>
       <w:r>
         <w:rPr>
           <w:rFonts w:ascii="Times New Roman" w:eastAsia="Times New Roman" w:hAnsi="Times New Roman" w:cs="Times New Roman"/>
@@ -10796,7 +10796,7 @@
       <w:pPr>
         <w:pStyle w:val="Heading2"/>
       </w:pPr>
-      <w:bookmarkStart w:id="24" w:name="_Toc243642586"/>
+      <w:bookmarkStart w:id="24" w:name="_Toc243681882"/>
       <w:r>
         <w:t>Startup Call Hierarchy</w:t>
       </w:r>
@@ -10891,7 +10891,7 @@
       <w:pPr>
         <w:pStyle w:val="Heading2"/>
       </w:pPr>
-      <w:bookmarkStart w:id="25" w:name="_Toc243642587"/>
+      <w:bookmarkStart w:id="25" w:name="_Toc243681883"/>
       <w:r>
         <w:t>Function/Method Reference</w:t>
       </w:r>
@@ -11664,7 +11664,7 @@
         <w:pStyle w:val="Caption"/>
         <w:jc w:val="center"/>
       </w:pPr>
-      <w:bookmarkStart w:id="26" w:name="_Toc243642605"/>
+      <w:bookmarkStart w:id="26" w:name="_Toc243681901"/>
       <w:r>
         <w:rPr>
           <w:rFonts w:ascii="Times New Roman" w:eastAsia="Times New Roman" w:hAnsi="Times New Roman" w:cs="Times New Roman"/>
@@ -11714,7 +11714,7 @@
       <w:pPr>
         <w:pStyle w:val="Heading2"/>
       </w:pPr>
-      <w:bookmarkStart w:id="27" w:name="_Toc243642588"/>
+      <w:bookmarkStart w:id="27" w:name="_Toc243681884"/>
       <w:r>
         <w:lastRenderedPageBreak/>
         <w:t>Runtime Call Hierarchy: Button Press to Wire</w:t>
@@ -11826,7 +11826,7 @@
       <w:pPr>
         <w:pStyle w:val="Heading2"/>
       </w:pPr>
-      <w:bookmarkStart w:id="28" w:name="_Toc243642589"/>
+      <w:bookmarkStart w:id="28" w:name="_Toc243681885"/>
       <w:r>
         <w:t>Runtime Call Hierarchy: Incoming Line to Screen Update</w:t>
       </w:r>
@@ -11969,7 +11969,7 @@
       <w:pPr>
         <w:pStyle w:val="Heading2"/>
       </w:pPr>
-      <w:bookmarkStart w:id="29" w:name="_Toc243642590"/>
+      <w:bookmarkStart w:id="29" w:name="_Toc243681886"/>
       <w:r>
         <w:t>Notable Implementation Details</w:t>
       </w:r>
@@ -12119,7 +12119,7 @@
         <w:pStyle w:val="Heading1"/>
         <w:ind w:left="720" w:hanging="720"/>
       </w:pPr>
-      <w:bookmarkStart w:id="30" w:name="_Toc243642591"/>
+      <w:bookmarkStart w:id="30" w:name="_Toc243681887"/>
       <w:r>
         <w:lastRenderedPageBreak/>
         <w:t>Firmware-GUI Interface (Serial Protocol)</w:t>
@@ -12409,7 +12409,7 @@
         <w:pStyle w:val="Caption"/>
         <w:jc w:val="center"/>
       </w:pPr>
-      <w:bookmarkStart w:id="31" w:name="_Toc243642606"/>
+      <w:bookmarkStart w:id="31" w:name="_Toc243681902"/>
       <w:r>
         <w:rPr>
           <w:rFonts w:ascii="Times New Roman" w:eastAsia="Times New Roman" w:hAnsi="Times New Roman" w:cs="Times New Roman"/>
@@ -12459,7 +12459,7 @@
       <w:pPr>
         <w:pStyle w:val="Heading2"/>
       </w:pPr>
-      <w:bookmarkStart w:id="32" w:name="_Toc243642592"/>
+      <w:bookmarkStart w:id="32" w:name="_Toc243681888"/>
       <w:r>
         <w:t>Commands</w:t>
       </w:r>
@@ -13364,7 +13364,7 @@
         <w:pStyle w:val="Caption"/>
         <w:jc w:val="center"/>
       </w:pPr>
-      <w:bookmarkStart w:id="33" w:name="_Toc243642607"/>
+      <w:bookmarkStart w:id="33" w:name="_Toc243681903"/>
       <w:r>
         <w:rPr>
           <w:rFonts w:ascii="Times New Roman" w:eastAsia="Times New Roman" w:hAnsi="Times New Roman" w:cs="Times New Roman"/>
@@ -13414,7 +13414,7 @@
       <w:pPr>
         <w:pStyle w:val="Heading2"/>
       </w:pPr>
-      <w:bookmarkStart w:id="34" w:name="_Toc243642593"/>
+      <w:bookmarkStart w:id="34" w:name="_Toc243681889"/>
       <w:r>
         <w:t>Events and Error Codes</w:t>
       </w:r>
@@ -13785,7 +13785,7 @@
         <w:pStyle w:val="Caption"/>
         <w:jc w:val="center"/>
       </w:pPr>
-      <w:bookmarkStart w:id="35" w:name="_Toc243642608"/>
+      <w:bookmarkStart w:id="35" w:name="_Toc243681904"/>
       <w:r>
         <w:rPr>
           <w:rFonts w:ascii="Times New Roman" w:eastAsia="Times New Roman" w:hAnsi="Times New Roman" w:cs="Times New Roman"/>
@@ -14196,7 +14196,7 @@
         <w:pStyle w:val="Caption"/>
         <w:jc w:val="center"/>
       </w:pPr>
-      <w:bookmarkStart w:id="36" w:name="_Toc243642609"/>
+      <w:bookmarkStart w:id="36" w:name="_Toc243681905"/>
       <w:r>
         <w:rPr>
           <w:rFonts w:ascii="Times New Roman" w:eastAsia="Times New Roman" w:hAnsi="Times New Roman" w:cs="Times New Roman"/>
@@ -14247,7 +14247,7 @@
         <w:pStyle w:val="Heading1"/>
         <w:ind w:left="720" w:hanging="720"/>
       </w:pPr>
-      <w:bookmarkStart w:id="37" w:name="_Toc243642594"/>
+      <w:bookmarkStart w:id="37" w:name="_Toc243681890"/>
       <w:r>
         <w:lastRenderedPageBreak/>
         <w:t>Key Design Decisions</w:t>
@@ -14384,11 +14384,49 @@
         <w:pStyle w:val="Heading1"/>
         <w:ind w:left="720" w:hanging="720"/>
       </w:pPr>
-      <w:bookmarkStart w:id="38" w:name="_Toc243642595"/>
+      <w:bookmarkStart w:id="38" w:name="_Toc243681891"/>
       <w:r>
         <w:t>Known Limitations</w:t>
       </w:r>
       <w:bookmarkEnd w:id="38"/>
+    </w:p>
+    <w:p>
+      <w:pPr>
+        <w:pStyle w:val="BodyText"/>
+        <w:jc w:val="both"/>
+      </w:pPr>
+      <w:r>
+        <w:rPr>
+          <w:rFonts w:ascii="Times New Roman" w:eastAsia="Times New Roman" w:hAnsi="Times New Roman" w:cs="Times New Roman"/>
+          <w:b/>
+        </w:rPr>
+        <w:t>Safety supervision.</w:t>
+      </w:r>
+      <w:r>
+        <w:rPr>
+          <w:rFonts w:ascii="Times New Roman" w:eastAsia="Times New Roman" w:hAnsi="Times New Roman" w:cs="Times New Roman"/>
+        </w:rPr>
+        <w:t xml:space="preserve"> The firmware reads the HV_Sense rail before and after every insulation reading, confirms the rail has discharged before it opens the relays, latches a fault and stops on any HV-path error (F01 relay bus, F02 DAC or ADC, F03 rail), monitors every card's rail while idle, and resets through the independent watchdog on a stack overflow or an allocation failure. The thresholds and time-outs are tuning constants (insulation.h, tasks.c) that have not yet been measured on a real card.</w:t>
+      </w:r>
+    </w:p>
+    <w:p>
+      <w:pPr>
+        <w:pStyle w:val="BodyText"/>
+        <w:jc w:val="both"/>
+      </w:pPr>
+      <w:r>
+        <w:rPr>
+          <w:rFonts w:ascii="Times New Roman" w:eastAsia="Times New Roman" w:hAnsi="Times New Roman" w:cs="Times New Roman"/>
+          <w:b/>
+        </w:rPr>
+        <w:t>Open hardware items.</w:t>
+      </w:r>
+      <w:r>
+        <w:rPr>
+          <w:rFonts w:ascii="Times New Roman" w:eastAsia="Times New Roman" w:hAnsi="Times New Roman" w:cs="Times New Roman"/>
+        </w:rPr>
+        <w:t xml:space="preserve"> There is no hardware interlock signal (the GUI shows "Interlock closed: unverified"); the I2C strap addresses of the HV cards are still to be confirmed; and the divider ratio used to check the rail is the intended value, not a measured one.</w:t>
+      </w:r>
     </w:p>
     <w:p>
       <w:pPr>
@@ -14479,6 +14517,7 @@
         <w:rPr>
           <w:rFonts w:ascii="Times New Roman" w:eastAsia="Times New Roman" w:hAnsi="Times New Roman" w:cs="Times New Roman"/>
         </w:rPr>
+        <w:lastRenderedPageBreak/>
         <w:t>board_init_hv() currently supports up to three HV cards (BOARD_HV_COUNT &lt;= 3); a fourth requires a hardware connection that has been agreed but not yet built.</w:t>
       </w:r>
     </w:p>
@@ -14491,7 +14530,7 @@
         </w:numPr>
         <w:ind w:left="720" w:hanging="720"/>
       </w:pPr>
-      <w:bookmarkStart w:id="39" w:name="_Toc243642596"/>
+      <w:bookmarkStart w:id="39" w:name="_Toc243681892"/>
       <w:r>
         <w:t>Appendix A: System Reference</w:t>
       </w:r>
@@ -14559,7 +14598,6 @@
                 <w:b/>
                 <w:sz w:val="18"/>
               </w:rPr>
-              <w:lastRenderedPageBreak/>
               <w:t>Peripheral</w:t>
             </w:r>
           </w:p>
@@ -15013,7 +15051,7 @@
         <w:pStyle w:val="Caption"/>
         <w:jc w:val="center"/>
       </w:pPr>
-      <w:bookmarkStart w:id="40" w:name="_Toc243642610"/>
+      <w:bookmarkStart w:id="40" w:name="_Toc243681906"/>
       <w:r>
         <w:rPr>
           <w:rFonts w:ascii="Times New Roman" w:eastAsia="Times New Roman" w:hAnsi="Times New Roman" w:cs="Times New Roman"/>
@@ -15496,7 +15534,7 @@
         <w:pStyle w:val="Caption"/>
         <w:jc w:val="center"/>
       </w:pPr>
-      <w:bookmarkStart w:id="41" w:name="_Toc243642611"/>
+      <w:bookmarkStart w:id="41" w:name="_Toc243681907"/>
       <w:r>
         <w:rPr>
           <w:rFonts w:ascii="Times New Roman" w:eastAsia="Times New Roman" w:hAnsi="Times New Roman" w:cs="Times New Roman"/>
@@ -15551,7 +15589,7 @@
         </w:numPr>
         <w:ind w:left="720" w:hanging="720"/>
       </w:pPr>
-      <w:bookmarkStart w:id="42" w:name="_Toc243642597"/>
+      <w:bookmarkStart w:id="42" w:name="_Toc243681893"/>
       <w:r>
         <w:t>Appendix B: Glossary</w:t>
       </w:r>
@@ -15875,7 +15913,7 @@
         <w:pStyle w:val="Caption"/>
         <w:jc w:val="center"/>
       </w:pPr>
-      <w:bookmarkStart w:id="43" w:name="_Toc243642612"/>
+      <w:bookmarkStart w:id="43" w:name="_Toc243681908"/>
       <w:r>
         <w:rPr>
           <w:rFonts w:ascii="Times New Roman" w:eastAsia="Times New Roman" w:hAnsi="Times New Roman" w:cs="Times New Roman"/>

--- a/Customer_Package/0_Documents/6_Code_Walkthrough.docx
+++ b/Customer_Package/0_Documents/6_Code_Walkthrough.docx
@@ -2386,7 +2386,7 @@
       <w:r>
         <w:fldChar w:fldCharType="separate"/>
       </w:r>
-      <w:hyperlink w:anchor="_Toc243681865" w:history="1">
+      <w:hyperlink w:anchor="_Toc243682990" w:history="1">
         <w:r>
           <w:rPr>
             <w:rStyle w:val="Hyperlink"/>
@@ -2428,7 +2428,7 @@
             <w:noProof/>
             <w:webHidden/>
           </w:rPr>
-          <w:instrText xml:space="preserve"> PAGEREF _Toc243681865 \h </w:instrText>
+          <w:instrText xml:space="preserve"> PAGEREF _Toc243682990 \h </w:instrText>
         </w:r>
         <w:r>
           <w:rPr>
@@ -2472,7 +2472,7 @@
           <w:lang w:eastAsia="en-IN"/>
         </w:rPr>
       </w:pPr>
-      <w:hyperlink w:anchor="_Toc243681866" w:history="1">
+      <w:hyperlink w:anchor="_Toc243682991" w:history="1">
         <w:r>
           <w:rPr>
             <w:rStyle w:val="Hyperlink"/>
@@ -2516,7 +2516,7 @@
             <w:noProof/>
             <w:webHidden/>
           </w:rPr>
-          <w:instrText xml:space="preserve"> PAGEREF _Toc243681866 \h </w:instrText>
+          <w:instrText xml:space="preserve"> PAGEREF _Toc243682991 \h </w:instrText>
         </w:r>
         <w:r>
           <w:rPr>
@@ -2560,7 +2560,7 @@
           <w:lang w:eastAsia="en-IN"/>
         </w:rPr>
       </w:pPr>
-      <w:hyperlink w:anchor="_Toc243681867" w:history="1">
+      <w:hyperlink w:anchor="_Toc243682992" w:history="1">
         <w:r>
           <w:rPr>
             <w:rStyle w:val="Hyperlink"/>
@@ -2604,7 +2604,7 @@
             <w:noProof/>
             <w:webHidden/>
           </w:rPr>
-          <w:instrText xml:space="preserve"> PAGEREF _Toc243681867 \h </w:instrText>
+          <w:instrText xml:space="preserve"> PAGEREF _Toc243682992 \h </w:instrText>
         </w:r>
         <w:r>
           <w:rPr>
@@ -2648,7 +2648,7 @@
           <w:lang w:eastAsia="en-IN"/>
         </w:rPr>
       </w:pPr>
-      <w:hyperlink w:anchor="_Toc243681868" w:history="1">
+      <w:hyperlink w:anchor="_Toc243682993" w:history="1">
         <w:r>
           <w:rPr>
             <w:rStyle w:val="Hyperlink"/>
@@ -2692,7 +2692,7 @@
             <w:noProof/>
             <w:webHidden/>
           </w:rPr>
-          <w:instrText xml:space="preserve"> PAGEREF _Toc243681868 \h </w:instrText>
+          <w:instrText xml:space="preserve"> PAGEREF _Toc243682993 \h </w:instrText>
         </w:r>
         <w:r>
           <w:rPr>
@@ -2736,7 +2736,7 @@
           <w:lang w:eastAsia="en-IN"/>
         </w:rPr>
       </w:pPr>
-      <w:hyperlink w:anchor="_Toc243681869" w:history="1">
+      <w:hyperlink w:anchor="_Toc243682994" w:history="1">
         <w:r>
           <w:rPr>
             <w:rStyle w:val="Hyperlink"/>
@@ -2780,7 +2780,7 @@
             <w:noProof/>
             <w:webHidden/>
           </w:rPr>
-          <w:instrText xml:space="preserve"> PAGEREF _Toc243681869 \h </w:instrText>
+          <w:instrText xml:space="preserve"> PAGEREF _Toc243682994 \h </w:instrText>
         </w:r>
         <w:r>
           <w:rPr>
@@ -2824,7 +2824,7 @@
           <w:lang w:eastAsia="en-IN"/>
         </w:rPr>
       </w:pPr>
-      <w:hyperlink w:anchor="_Toc243681870" w:history="1">
+      <w:hyperlink w:anchor="_Toc243682995" w:history="1">
         <w:r>
           <w:rPr>
             <w:rStyle w:val="Hyperlink"/>
@@ -2868,7 +2868,7 @@
             <w:noProof/>
             <w:webHidden/>
           </w:rPr>
-          <w:instrText xml:space="preserve"> PAGEREF _Toc243681870 \h </w:instrText>
+          <w:instrText xml:space="preserve"> PAGEREF _Toc243682995 \h </w:instrText>
         </w:r>
         <w:r>
           <w:rPr>
@@ -2912,7 +2912,7 @@
           <w:lang w:eastAsia="en-IN"/>
         </w:rPr>
       </w:pPr>
-      <w:hyperlink w:anchor="_Toc243681871" w:history="1">
+      <w:hyperlink w:anchor="_Toc243682996" w:history="1">
         <w:r>
           <w:rPr>
             <w:rStyle w:val="Hyperlink"/>
@@ -2954,7 +2954,7 @@
             <w:noProof/>
             <w:webHidden/>
           </w:rPr>
-          <w:instrText xml:space="preserve"> PAGEREF _Toc243681871 \h </w:instrText>
+          <w:instrText xml:space="preserve"> PAGEREF _Toc243682996 \h </w:instrText>
         </w:r>
         <w:r>
           <w:rPr>
@@ -2998,7 +2998,7 @@
           <w:lang w:eastAsia="en-IN"/>
         </w:rPr>
       </w:pPr>
-      <w:hyperlink w:anchor="_Toc243681872" w:history="1">
+      <w:hyperlink w:anchor="_Toc243682997" w:history="1">
         <w:r>
           <w:rPr>
             <w:rStyle w:val="Hyperlink"/>
@@ -3040,7 +3040,7 @@
             <w:noProof/>
             <w:webHidden/>
           </w:rPr>
-          <w:instrText xml:space="preserve"> PAGEREF _Toc243681872 \h </w:instrText>
+          <w:instrText xml:space="preserve"> PAGEREF _Toc243682997 \h </w:instrText>
         </w:r>
         <w:r>
           <w:rPr>
@@ -3084,7 +3084,7 @@
           <w:lang w:eastAsia="en-IN"/>
         </w:rPr>
       </w:pPr>
-      <w:hyperlink w:anchor="_Toc243681873" w:history="1">
+      <w:hyperlink w:anchor="_Toc243682998" w:history="1">
         <w:r>
           <w:rPr>
             <w:rStyle w:val="Hyperlink"/>
@@ -3128,7 +3128,7 @@
             <w:noProof/>
             <w:webHidden/>
           </w:rPr>
-          <w:instrText xml:space="preserve"> PAGEREF _Toc243681873 \h </w:instrText>
+          <w:instrText xml:space="preserve"> PAGEREF _Toc243682998 \h </w:instrText>
         </w:r>
         <w:r>
           <w:rPr>
@@ -3172,7 +3172,7 @@
           <w:lang w:eastAsia="en-IN"/>
         </w:rPr>
       </w:pPr>
-      <w:hyperlink w:anchor="_Toc243681874" w:history="1">
+      <w:hyperlink w:anchor="_Toc243682999" w:history="1">
         <w:r>
           <w:rPr>
             <w:rStyle w:val="Hyperlink"/>
@@ -3216,7 +3216,7 @@
             <w:noProof/>
             <w:webHidden/>
           </w:rPr>
-          <w:instrText xml:space="preserve"> PAGEREF _Toc243681874 \h </w:instrText>
+          <w:instrText xml:space="preserve"> PAGEREF _Toc243682999 \h </w:instrText>
         </w:r>
         <w:r>
           <w:rPr>
@@ -3260,7 +3260,7 @@
           <w:lang w:eastAsia="en-IN"/>
         </w:rPr>
       </w:pPr>
-      <w:hyperlink w:anchor="_Toc243681875" w:history="1">
+      <w:hyperlink w:anchor="_Toc243683000" w:history="1">
         <w:r>
           <w:rPr>
             <w:rStyle w:val="Hyperlink"/>
@@ -3304,7 +3304,7 @@
             <w:noProof/>
             <w:webHidden/>
           </w:rPr>
-          <w:instrText xml:space="preserve"> PAGEREF _Toc243681875 \h </w:instrText>
+          <w:instrText xml:space="preserve"> PAGEREF _Toc243683000 \h </w:instrText>
         </w:r>
         <w:r>
           <w:rPr>
@@ -3348,7 +3348,7 @@
           <w:lang w:eastAsia="en-IN"/>
         </w:rPr>
       </w:pPr>
-      <w:hyperlink w:anchor="_Toc243681876" w:history="1">
+      <w:hyperlink w:anchor="_Toc243683001" w:history="1">
         <w:r>
           <w:rPr>
             <w:rStyle w:val="Hyperlink"/>
@@ -3392,7 +3392,7 @@
             <w:noProof/>
             <w:webHidden/>
           </w:rPr>
-          <w:instrText xml:space="preserve"> PAGEREF _Toc243681876 \h </w:instrText>
+          <w:instrText xml:space="preserve"> PAGEREF _Toc243683001 \h </w:instrText>
         </w:r>
         <w:r>
           <w:rPr>
@@ -3436,7 +3436,7 @@
           <w:lang w:eastAsia="en-IN"/>
         </w:rPr>
       </w:pPr>
-      <w:hyperlink w:anchor="_Toc243681877" w:history="1">
+      <w:hyperlink w:anchor="_Toc243683002" w:history="1">
         <w:r>
           <w:rPr>
             <w:rStyle w:val="Hyperlink"/>
@@ -3480,7 +3480,7 @@
             <w:noProof/>
             <w:webHidden/>
           </w:rPr>
-          <w:instrText xml:space="preserve"> PAGEREF _Toc243681877 \h </w:instrText>
+          <w:instrText xml:space="preserve"> PAGEREF _Toc243683002 \h </w:instrText>
         </w:r>
         <w:r>
           <w:rPr>
@@ -3524,7 +3524,7 @@
           <w:lang w:eastAsia="en-IN"/>
         </w:rPr>
       </w:pPr>
-      <w:hyperlink w:anchor="_Toc243681878" w:history="1">
+      <w:hyperlink w:anchor="_Toc243683003" w:history="1">
         <w:r>
           <w:rPr>
             <w:rStyle w:val="Hyperlink"/>
@@ -3568,7 +3568,7 @@
             <w:noProof/>
             <w:webHidden/>
           </w:rPr>
-          <w:instrText xml:space="preserve"> PAGEREF _Toc243681878 \h </w:instrText>
+          <w:instrText xml:space="preserve"> PAGEREF _Toc243683003 \h </w:instrText>
         </w:r>
         <w:r>
           <w:rPr>
@@ -3612,7 +3612,7 @@
           <w:lang w:eastAsia="en-IN"/>
         </w:rPr>
       </w:pPr>
-      <w:hyperlink w:anchor="_Toc243681879" w:history="1">
+      <w:hyperlink w:anchor="_Toc243683004" w:history="1">
         <w:r>
           <w:rPr>
             <w:rStyle w:val="Hyperlink"/>
@@ -3656,7 +3656,7 @@
             <w:noProof/>
             <w:webHidden/>
           </w:rPr>
-          <w:instrText xml:space="preserve"> PAGEREF _Toc243681879 \h </w:instrText>
+          <w:instrText xml:space="preserve"> PAGEREF _Toc243683004 \h </w:instrText>
         </w:r>
         <w:r>
           <w:rPr>
@@ -3700,7 +3700,7 @@
           <w:lang w:eastAsia="en-IN"/>
         </w:rPr>
       </w:pPr>
-      <w:hyperlink w:anchor="_Toc243681880" w:history="1">
+      <w:hyperlink w:anchor="_Toc243683005" w:history="1">
         <w:r>
           <w:rPr>
             <w:rStyle w:val="Hyperlink"/>
@@ -3742,7 +3742,7 @@
             <w:noProof/>
             <w:webHidden/>
           </w:rPr>
-          <w:instrText xml:space="preserve"> PAGEREF _Toc243681880 \h </w:instrText>
+          <w:instrText xml:space="preserve"> PAGEREF _Toc243683005 \h </w:instrText>
         </w:r>
         <w:r>
           <w:rPr>
@@ -3786,7 +3786,7 @@
           <w:lang w:eastAsia="en-IN"/>
         </w:rPr>
       </w:pPr>
-      <w:hyperlink w:anchor="_Toc243681881" w:history="1">
+      <w:hyperlink w:anchor="_Toc243683006" w:history="1">
         <w:r>
           <w:rPr>
             <w:rStyle w:val="Hyperlink"/>
@@ -3830,7 +3830,7 @@
             <w:noProof/>
             <w:webHidden/>
           </w:rPr>
-          <w:instrText xml:space="preserve"> PAGEREF _Toc243681881 \h </w:instrText>
+          <w:instrText xml:space="preserve"> PAGEREF _Toc243683006 \h </w:instrText>
         </w:r>
         <w:r>
           <w:rPr>
@@ -3874,7 +3874,7 @@
           <w:lang w:eastAsia="en-IN"/>
         </w:rPr>
       </w:pPr>
-      <w:hyperlink w:anchor="_Toc243681882" w:history="1">
+      <w:hyperlink w:anchor="_Toc243683007" w:history="1">
         <w:r>
           <w:rPr>
             <w:rStyle w:val="Hyperlink"/>
@@ -3918,7 +3918,7 @@
             <w:noProof/>
             <w:webHidden/>
           </w:rPr>
-          <w:instrText xml:space="preserve"> PAGEREF _Toc243681882 \h </w:instrText>
+          <w:instrText xml:space="preserve"> PAGEREF _Toc243683007 \h </w:instrText>
         </w:r>
         <w:r>
           <w:rPr>
@@ -3962,7 +3962,7 @@
           <w:lang w:eastAsia="en-IN"/>
         </w:rPr>
       </w:pPr>
-      <w:hyperlink w:anchor="_Toc243681883" w:history="1">
+      <w:hyperlink w:anchor="_Toc243683008" w:history="1">
         <w:r>
           <w:rPr>
             <w:rStyle w:val="Hyperlink"/>
@@ -4006,7 +4006,7 @@
             <w:noProof/>
             <w:webHidden/>
           </w:rPr>
-          <w:instrText xml:space="preserve"> PAGEREF _Toc243681883 \h </w:instrText>
+          <w:instrText xml:space="preserve"> PAGEREF _Toc243683008 \h </w:instrText>
         </w:r>
         <w:r>
           <w:rPr>
@@ -4050,7 +4050,7 @@
           <w:lang w:eastAsia="en-IN"/>
         </w:rPr>
       </w:pPr>
-      <w:hyperlink w:anchor="_Toc243681884" w:history="1">
+      <w:hyperlink w:anchor="_Toc243683009" w:history="1">
         <w:r>
           <w:rPr>
             <w:rStyle w:val="Hyperlink"/>
@@ -4094,7 +4094,7 @@
             <w:noProof/>
             <w:webHidden/>
           </w:rPr>
-          <w:instrText xml:space="preserve"> PAGEREF _Toc243681884 \h </w:instrText>
+          <w:instrText xml:space="preserve"> PAGEREF _Toc243683009 \h </w:instrText>
         </w:r>
         <w:r>
           <w:rPr>
@@ -4138,7 +4138,7 @@
           <w:lang w:eastAsia="en-IN"/>
         </w:rPr>
       </w:pPr>
-      <w:hyperlink w:anchor="_Toc243681885" w:history="1">
+      <w:hyperlink w:anchor="_Toc243683010" w:history="1">
         <w:r>
           <w:rPr>
             <w:rStyle w:val="Hyperlink"/>
@@ -4182,7 +4182,7 @@
             <w:noProof/>
             <w:webHidden/>
           </w:rPr>
-          <w:instrText xml:space="preserve"> PAGEREF _Toc243681885 \h </w:instrText>
+          <w:instrText xml:space="preserve"> PAGEREF _Toc243683010 \h </w:instrText>
         </w:r>
         <w:r>
           <w:rPr>
@@ -4226,7 +4226,7 @@
           <w:lang w:eastAsia="en-IN"/>
         </w:rPr>
       </w:pPr>
-      <w:hyperlink w:anchor="_Toc243681886" w:history="1">
+      <w:hyperlink w:anchor="_Toc243683011" w:history="1">
         <w:r>
           <w:rPr>
             <w:rStyle w:val="Hyperlink"/>
@@ -4270,7 +4270,7 @@
             <w:noProof/>
             <w:webHidden/>
           </w:rPr>
-          <w:instrText xml:space="preserve"> PAGEREF _Toc243681886 \h </w:instrText>
+          <w:instrText xml:space="preserve"> PAGEREF _Toc243683011 \h </w:instrText>
         </w:r>
         <w:r>
           <w:rPr>
@@ -4314,7 +4314,7 @@
           <w:lang w:eastAsia="en-IN"/>
         </w:rPr>
       </w:pPr>
-      <w:hyperlink w:anchor="_Toc243681887" w:history="1">
+      <w:hyperlink w:anchor="_Toc243683012" w:history="1">
         <w:r>
           <w:rPr>
             <w:rStyle w:val="Hyperlink"/>
@@ -4356,7 +4356,7 @@
             <w:noProof/>
             <w:webHidden/>
           </w:rPr>
-          <w:instrText xml:space="preserve"> PAGEREF _Toc243681887 \h </w:instrText>
+          <w:instrText xml:space="preserve"> PAGEREF _Toc243683012 \h </w:instrText>
         </w:r>
         <w:r>
           <w:rPr>
@@ -4400,7 +4400,7 @@
           <w:lang w:eastAsia="en-IN"/>
         </w:rPr>
       </w:pPr>
-      <w:hyperlink w:anchor="_Toc243681888" w:history="1">
+      <w:hyperlink w:anchor="_Toc243683013" w:history="1">
         <w:r>
           <w:rPr>
             <w:rStyle w:val="Hyperlink"/>
@@ -4444,7 +4444,7 @@
             <w:noProof/>
             <w:webHidden/>
           </w:rPr>
-          <w:instrText xml:space="preserve"> PAGEREF _Toc243681888 \h </w:instrText>
+          <w:instrText xml:space="preserve"> PAGEREF _Toc243683013 \h </w:instrText>
         </w:r>
         <w:r>
           <w:rPr>
@@ -4488,7 +4488,7 @@
           <w:lang w:eastAsia="en-IN"/>
         </w:rPr>
       </w:pPr>
-      <w:hyperlink w:anchor="_Toc243681889" w:history="1">
+      <w:hyperlink w:anchor="_Toc243683014" w:history="1">
         <w:r>
           <w:rPr>
             <w:rStyle w:val="Hyperlink"/>
@@ -4532,7 +4532,7 @@
             <w:noProof/>
             <w:webHidden/>
           </w:rPr>
-          <w:instrText xml:space="preserve"> PAGEREF _Toc243681889 \h </w:instrText>
+          <w:instrText xml:space="preserve"> PAGEREF _Toc243683014 \h </w:instrText>
         </w:r>
         <w:r>
           <w:rPr>
@@ -4576,7 +4576,7 @@
           <w:lang w:eastAsia="en-IN"/>
         </w:rPr>
       </w:pPr>
-      <w:hyperlink w:anchor="_Toc243681890" w:history="1">
+      <w:hyperlink w:anchor="_Toc243683015" w:history="1">
         <w:r>
           <w:rPr>
             <w:rStyle w:val="Hyperlink"/>
@@ -4618,7 +4618,7 @@
             <w:noProof/>
             <w:webHidden/>
           </w:rPr>
-          <w:instrText xml:space="preserve"> PAGEREF _Toc243681890 \h </w:instrText>
+          <w:instrText xml:space="preserve"> PAGEREF _Toc243683015 \h </w:instrText>
         </w:r>
         <w:r>
           <w:rPr>
@@ -4662,7 +4662,7 @@
           <w:lang w:eastAsia="en-IN"/>
         </w:rPr>
       </w:pPr>
-      <w:hyperlink w:anchor="_Toc243681891" w:history="1">
+      <w:hyperlink w:anchor="_Toc243683016" w:history="1">
         <w:r>
           <w:rPr>
             <w:rStyle w:val="Hyperlink"/>
@@ -4704,7 +4704,7 @@
             <w:noProof/>
             <w:webHidden/>
           </w:rPr>
-          <w:instrText xml:space="preserve"> PAGEREF _Toc243681891 \h </w:instrText>
+          <w:instrText xml:space="preserve"> PAGEREF _Toc243683016 \h </w:instrText>
         </w:r>
         <w:r>
           <w:rPr>
@@ -4747,7 +4747,7 @@
           <w:lang w:eastAsia="en-IN"/>
         </w:rPr>
       </w:pPr>
-      <w:hyperlink w:anchor="_Toc243681892" w:history="1">
+      <w:hyperlink w:anchor="_Toc243683017" w:history="1">
         <w:r>
           <w:rPr>
             <w:rStyle w:val="Hyperlink"/>
@@ -4774,7 +4774,7 @@
             <w:noProof/>
             <w:webHidden/>
           </w:rPr>
-          <w:instrText xml:space="preserve"> PAGEREF _Toc243681892 \h </w:instrText>
+          <w:instrText xml:space="preserve"> PAGEREF _Toc243683017 \h </w:instrText>
         </w:r>
         <w:r>
           <w:rPr>
@@ -4817,7 +4817,7 @@
           <w:lang w:eastAsia="en-IN"/>
         </w:rPr>
       </w:pPr>
-      <w:hyperlink w:anchor="_Toc243681893" w:history="1">
+      <w:hyperlink w:anchor="_Toc243683018" w:history="1">
         <w:r>
           <w:rPr>
             <w:rStyle w:val="Hyperlink"/>
@@ -4844,7 +4844,7 @@
             <w:noProof/>
             <w:webHidden/>
           </w:rPr>
-          <w:instrText xml:space="preserve"> PAGEREF _Toc243681893 \h </w:instrText>
+          <w:instrText xml:space="preserve"> PAGEREF _Toc243683018 \h </w:instrText>
         </w:r>
         <w:r>
           <w:rPr>
@@ -4922,7 +4922,7 @@
       <w:r>
         <w:fldChar w:fldCharType="separate"/>
       </w:r>
-      <w:hyperlink w:anchor="_Toc243681894" w:history="1">
+      <w:hyperlink w:anchor="_Toc243683019" w:history="1">
         <w:r>
           <w:rPr>
             <w:rStyle w:val="Hyperlink"/>
@@ -4950,7 +4950,7 @@
             <w:noProof/>
             <w:webHidden/>
           </w:rPr>
-          <w:instrText xml:space="preserve"> PAGEREF _Toc243681894 \h </w:instrText>
+          <w:instrText xml:space="preserve"> PAGEREF _Toc243683019 \h </w:instrText>
         </w:r>
         <w:r>
           <w:rPr>
@@ -4993,7 +4993,7 @@
           <w:lang w:eastAsia="en-IN"/>
         </w:rPr>
       </w:pPr>
-      <w:hyperlink w:anchor="_Toc243681895" w:history="1">
+      <w:hyperlink w:anchor="_Toc243683020" w:history="1">
         <w:r>
           <w:rPr>
             <w:rStyle w:val="Hyperlink"/>
@@ -5021,7 +5021,7 @@
             <w:noProof/>
             <w:webHidden/>
           </w:rPr>
-          <w:instrText xml:space="preserve"> PAGEREF _Toc243681895 \h </w:instrText>
+          <w:instrText xml:space="preserve"> PAGEREF _Toc243683020 \h </w:instrText>
         </w:r>
         <w:r>
           <w:rPr>
@@ -5064,7 +5064,7 @@
           <w:lang w:eastAsia="en-IN"/>
         </w:rPr>
       </w:pPr>
-      <w:hyperlink w:anchor="_Toc243681896" w:history="1">
+      <w:hyperlink w:anchor="_Toc243683021" w:history="1">
         <w:r>
           <w:rPr>
             <w:rStyle w:val="Hyperlink"/>
@@ -5092,7 +5092,7 @@
             <w:noProof/>
             <w:webHidden/>
           </w:rPr>
-          <w:instrText xml:space="preserve"> PAGEREF _Toc243681896 \h </w:instrText>
+          <w:instrText xml:space="preserve"> PAGEREF _Toc243683021 \h </w:instrText>
         </w:r>
         <w:r>
           <w:rPr>
@@ -5135,7 +5135,7 @@
           <w:lang w:eastAsia="en-IN"/>
         </w:rPr>
       </w:pPr>
-      <w:hyperlink w:anchor="_Toc243681897" w:history="1">
+      <w:hyperlink w:anchor="_Toc243683022" w:history="1">
         <w:r>
           <w:rPr>
             <w:rStyle w:val="Hyperlink"/>
@@ -5163,7 +5163,7 @@
             <w:noProof/>
             <w:webHidden/>
           </w:rPr>
-          <w:instrText xml:space="preserve"> PAGEREF _Toc243681897 \h </w:instrText>
+          <w:instrText xml:space="preserve"> PAGEREF _Toc243683022 \h </w:instrText>
         </w:r>
         <w:r>
           <w:rPr>
@@ -5206,7 +5206,7 @@
           <w:lang w:eastAsia="en-IN"/>
         </w:rPr>
       </w:pPr>
-      <w:hyperlink w:anchor="_Toc243681898" w:history="1">
+      <w:hyperlink w:anchor="_Toc243683023" w:history="1">
         <w:r>
           <w:rPr>
             <w:rStyle w:val="Hyperlink"/>
@@ -5234,7 +5234,7 @@
             <w:noProof/>
             <w:webHidden/>
           </w:rPr>
-          <w:instrText xml:space="preserve"> PAGEREF _Toc243681898 \h </w:instrText>
+          <w:instrText xml:space="preserve"> PAGEREF _Toc243683023 \h </w:instrText>
         </w:r>
         <w:r>
           <w:rPr>
@@ -5277,7 +5277,7 @@
           <w:lang w:eastAsia="en-IN"/>
         </w:rPr>
       </w:pPr>
-      <w:hyperlink w:anchor="_Toc243681899" w:history="1">
+      <w:hyperlink w:anchor="_Toc243683024" w:history="1">
         <w:r>
           <w:rPr>
             <w:rStyle w:val="Hyperlink"/>
@@ -5305,7 +5305,7 @@
             <w:noProof/>
             <w:webHidden/>
           </w:rPr>
-          <w:instrText xml:space="preserve"> PAGEREF _Toc243681899 \h </w:instrText>
+          <w:instrText xml:space="preserve"> PAGEREF _Toc243683024 \h </w:instrText>
         </w:r>
         <w:r>
           <w:rPr>
@@ -5348,7 +5348,7 @@
           <w:lang w:eastAsia="en-IN"/>
         </w:rPr>
       </w:pPr>
-      <w:hyperlink w:anchor="_Toc243681900" w:history="1">
+      <w:hyperlink w:anchor="_Toc243683025" w:history="1">
         <w:r>
           <w:rPr>
             <w:rStyle w:val="Hyperlink"/>
@@ -5376,7 +5376,7 @@
             <w:noProof/>
             <w:webHidden/>
           </w:rPr>
-          <w:instrText xml:space="preserve"> PAGEREF _Toc243681900 \h </w:instrText>
+          <w:instrText xml:space="preserve"> PAGEREF _Toc243683025 \h </w:instrText>
         </w:r>
         <w:r>
           <w:rPr>
@@ -5419,7 +5419,7 @@
           <w:lang w:eastAsia="en-IN"/>
         </w:rPr>
       </w:pPr>
-      <w:hyperlink w:anchor="_Toc243681901" w:history="1">
+      <w:hyperlink w:anchor="_Toc243683026" w:history="1">
         <w:r>
           <w:rPr>
             <w:rStyle w:val="Hyperlink"/>
@@ -5447,7 +5447,7 @@
             <w:noProof/>
             <w:webHidden/>
           </w:rPr>
-          <w:instrText xml:space="preserve"> PAGEREF _Toc243681901 \h </w:instrText>
+          <w:instrText xml:space="preserve"> PAGEREF _Toc243683026 \h </w:instrText>
         </w:r>
         <w:r>
           <w:rPr>
@@ -5490,7 +5490,7 @@
           <w:lang w:eastAsia="en-IN"/>
         </w:rPr>
       </w:pPr>
-      <w:hyperlink w:anchor="_Toc243681902" w:history="1">
+      <w:hyperlink w:anchor="_Toc243683027" w:history="1">
         <w:r>
           <w:rPr>
             <w:rStyle w:val="Hyperlink"/>
@@ -5518,7 +5518,7 @@
             <w:noProof/>
             <w:webHidden/>
           </w:rPr>
-          <w:instrText xml:space="preserve"> PAGEREF _Toc243681902 \h </w:instrText>
+          <w:instrText xml:space="preserve"> PAGEREF _Toc243683027 \h </w:instrText>
         </w:r>
         <w:r>
           <w:rPr>
@@ -5561,7 +5561,7 @@
           <w:lang w:eastAsia="en-IN"/>
         </w:rPr>
       </w:pPr>
-      <w:hyperlink w:anchor="_Toc243681903" w:history="1">
+      <w:hyperlink w:anchor="_Toc243683028" w:history="1">
         <w:r>
           <w:rPr>
             <w:rStyle w:val="Hyperlink"/>
@@ -5589,7 +5589,7 @@
             <w:noProof/>
             <w:webHidden/>
           </w:rPr>
-          <w:instrText xml:space="preserve"> PAGEREF _Toc243681903 \h </w:instrText>
+          <w:instrText xml:space="preserve"> PAGEREF _Toc243683028 \h </w:instrText>
         </w:r>
         <w:r>
           <w:rPr>
@@ -5632,7 +5632,7 @@
           <w:lang w:eastAsia="en-IN"/>
         </w:rPr>
       </w:pPr>
-      <w:hyperlink w:anchor="_Toc243681904" w:history="1">
+      <w:hyperlink w:anchor="_Toc243683029" w:history="1">
         <w:r>
           <w:rPr>
             <w:rStyle w:val="Hyperlink"/>
@@ -5660,7 +5660,7 @@
             <w:noProof/>
             <w:webHidden/>
           </w:rPr>
-          <w:instrText xml:space="preserve"> PAGEREF _Toc243681904 \h </w:instrText>
+          <w:instrText xml:space="preserve"> PAGEREF _Toc243683029 \h </w:instrText>
         </w:r>
         <w:r>
           <w:rPr>
@@ -5703,7 +5703,7 @@
           <w:lang w:eastAsia="en-IN"/>
         </w:rPr>
       </w:pPr>
-      <w:hyperlink w:anchor="_Toc243681905" w:history="1">
+      <w:hyperlink w:anchor="_Toc243683030" w:history="1">
         <w:r>
           <w:rPr>
             <w:rStyle w:val="Hyperlink"/>
@@ -5731,7 +5731,7 @@
             <w:noProof/>
             <w:webHidden/>
           </w:rPr>
-          <w:instrText xml:space="preserve"> PAGEREF _Toc243681905 \h </w:instrText>
+          <w:instrText xml:space="preserve"> PAGEREF _Toc243683030 \h </w:instrText>
         </w:r>
         <w:r>
           <w:rPr>
@@ -5774,7 +5774,7 @@
           <w:lang w:eastAsia="en-IN"/>
         </w:rPr>
       </w:pPr>
-      <w:hyperlink w:anchor="_Toc243681906" w:history="1">
+      <w:hyperlink w:anchor="_Toc243683031" w:history="1">
         <w:r>
           <w:rPr>
             <w:rStyle w:val="Hyperlink"/>
@@ -5802,7 +5802,7 @@
             <w:noProof/>
             <w:webHidden/>
           </w:rPr>
-          <w:instrText xml:space="preserve"> PAGEREF _Toc243681906 \h </w:instrText>
+          <w:instrText xml:space="preserve"> PAGEREF _Toc243683031 \h </w:instrText>
         </w:r>
         <w:r>
           <w:rPr>
@@ -5845,7 +5845,7 @@
           <w:lang w:eastAsia="en-IN"/>
         </w:rPr>
       </w:pPr>
-      <w:hyperlink w:anchor="_Toc243681907" w:history="1">
+      <w:hyperlink w:anchor="_Toc243683032" w:history="1">
         <w:r>
           <w:rPr>
             <w:rStyle w:val="Hyperlink"/>
@@ -5873,7 +5873,7 @@
             <w:noProof/>
             <w:webHidden/>
           </w:rPr>
-          <w:instrText xml:space="preserve"> PAGEREF _Toc243681907 \h </w:instrText>
+          <w:instrText xml:space="preserve"> PAGEREF _Toc243683032 \h </w:instrText>
         </w:r>
         <w:r>
           <w:rPr>
@@ -5916,7 +5916,7 @@
           <w:lang w:eastAsia="en-IN"/>
         </w:rPr>
       </w:pPr>
-      <w:hyperlink w:anchor="_Toc243681908" w:history="1">
+      <w:hyperlink w:anchor="_Toc243683033" w:history="1">
         <w:r>
           <w:rPr>
             <w:rStyle w:val="Hyperlink"/>
@@ -5944,7 +5944,7 @@
             <w:noProof/>
             <w:webHidden/>
           </w:rPr>
-          <w:instrText xml:space="preserve"> PAGEREF _Toc243681908 \h </w:instrText>
+          <w:instrText xml:space="preserve"> PAGEREF _Toc243683033 \h </w:instrText>
         </w:r>
         <w:r>
           <w:rPr>
@@ -5996,7 +5996,7 @@
         <w:pStyle w:val="Heading1"/>
         <w:ind w:left="720" w:hanging="720"/>
       </w:pPr>
-      <w:bookmarkStart w:id="0" w:name="_Toc243681865"/>
+      <w:bookmarkStart w:id="0" w:name="_Toc243682990"/>
       <w:r>
         <w:lastRenderedPageBreak/>
         <w:t>Introduction</w:t>
@@ -6007,7 +6007,7 @@
       <w:pPr>
         <w:pStyle w:val="Heading2"/>
       </w:pPr>
-      <w:bookmarkStart w:id="1" w:name="_Toc243681866"/>
+      <w:bookmarkStart w:id="1" w:name="_Toc243682991"/>
       <w:r>
         <w:t>Purpose</w:t>
       </w:r>
@@ -6029,7 +6029,7 @@
       <w:pPr>
         <w:pStyle w:val="Heading2"/>
       </w:pPr>
-      <w:bookmarkStart w:id="2" w:name="_Toc243681867"/>
+      <w:bookmarkStart w:id="2" w:name="_Toc243682992"/>
       <w:r>
         <w:t>Scope</w:t>
       </w:r>
@@ -6051,7 +6051,7 @@
       <w:pPr>
         <w:pStyle w:val="Heading2"/>
       </w:pPr>
-      <w:bookmarkStart w:id="3" w:name="_Toc243681868"/>
+      <w:bookmarkStart w:id="3" w:name="_Toc243682993"/>
       <w:r>
         <w:t>How to Read the Call-Hierarchy Trees</w:t>
       </w:r>
@@ -6138,7 +6138,7 @@
       <w:pPr>
         <w:pStyle w:val="Heading2"/>
       </w:pPr>
-      <w:bookmarkStart w:id="4" w:name="_Toc243681869"/>
+      <w:bookmarkStart w:id="4" w:name="_Toc243682994"/>
       <w:r>
         <w:t>Definitions and Abbreviations</w:t>
       </w:r>
@@ -6603,7 +6603,7 @@
         <w:pStyle w:val="Caption"/>
         <w:jc w:val="center"/>
       </w:pPr>
-      <w:bookmarkStart w:id="5" w:name="_Toc243681894"/>
+      <w:bookmarkStart w:id="5" w:name="_Toc243683019"/>
       <w:r>
         <w:rPr>
           <w:rFonts w:ascii="Times New Roman" w:eastAsia="Times New Roman" w:hAnsi="Times New Roman" w:cs="Times New Roman"/>
@@ -6653,7 +6653,7 @@
       <w:pPr>
         <w:pStyle w:val="Heading2"/>
       </w:pPr>
-      <w:bookmarkStart w:id="6" w:name="_Toc243681870"/>
+      <w:bookmarkStart w:id="6" w:name="_Toc243682995"/>
       <w:r>
         <w:t>References</w:t>
       </w:r>
@@ -6696,7 +6696,7 @@
         <w:pStyle w:val="Heading1"/>
         <w:ind w:left="720" w:hanging="720"/>
       </w:pPr>
-      <w:bookmarkStart w:id="7" w:name="_Toc243681871"/>
+      <w:bookmarkStart w:id="7" w:name="_Toc243682996"/>
       <w:r>
         <w:lastRenderedPageBreak/>
         <w:t>System Overview</w:t>
@@ -6954,7 +6954,7 @@
         <w:pStyle w:val="Caption"/>
         <w:jc w:val="center"/>
       </w:pPr>
-      <w:bookmarkStart w:id="8" w:name="_Toc243681895"/>
+      <w:bookmarkStart w:id="8" w:name="_Toc243683020"/>
       <w:r>
         <w:rPr>
           <w:rFonts w:ascii="Times New Roman" w:eastAsia="Times New Roman" w:hAnsi="Times New Roman" w:cs="Times New Roman"/>
@@ -7005,7 +7005,7 @@
         <w:pStyle w:val="Heading1"/>
         <w:ind w:left="720" w:hanging="720"/>
       </w:pPr>
-      <w:bookmarkStart w:id="9" w:name="_Toc243681872"/>
+      <w:bookmarkStart w:id="9" w:name="_Toc243682997"/>
       <w:r>
         <w:t>Firmware Architecture and Call Hierarchy</w:t>
       </w:r>
@@ -7015,7 +7015,7 @@
       <w:pPr>
         <w:pStyle w:val="Heading2"/>
       </w:pPr>
-      <w:bookmarkStart w:id="10" w:name="_Toc243681873"/>
+      <w:bookmarkStart w:id="10" w:name="_Toc243682998"/>
       <w:r>
         <w:t>File Layout</w:t>
       </w:r>
@@ -7458,7 +7458,7 @@
         <w:pStyle w:val="Caption"/>
         <w:jc w:val="center"/>
       </w:pPr>
-      <w:bookmarkStart w:id="11" w:name="_Toc243681896"/>
+      <w:bookmarkStart w:id="11" w:name="_Toc243683021"/>
       <w:r>
         <w:rPr>
           <w:rFonts w:ascii="Times New Roman" w:eastAsia="Times New Roman" w:hAnsi="Times New Roman" w:cs="Times New Roman"/>
@@ -7520,7 +7520,7 @@
       <w:pPr>
         <w:pStyle w:val="Heading2"/>
       </w:pPr>
-      <w:bookmarkStart w:id="12" w:name="_Toc243681874"/>
+      <w:bookmarkStart w:id="12" w:name="_Toc243682999"/>
       <w:r>
         <w:t>Startup Call Hierarchy</w:t>
       </w:r>
@@ -7708,7 +7708,7 @@
       <w:pPr>
         <w:pStyle w:val="Heading2"/>
       </w:pPr>
-      <w:bookmarkStart w:id="13" w:name="_Toc243681875"/>
+      <w:bookmarkStart w:id="13" w:name="_Toc243683000"/>
       <w:r>
         <w:t>Runtime Threads</w:t>
       </w:r>
@@ -8189,7 +8189,7 @@
         <w:pStyle w:val="Caption"/>
         <w:jc w:val="center"/>
       </w:pPr>
-      <w:bookmarkStart w:id="14" w:name="_Toc243681897"/>
+      <w:bookmarkStart w:id="14" w:name="_Toc243683022"/>
       <w:r>
         <w:rPr>
           <w:rFonts w:ascii="Times New Roman" w:eastAsia="Times New Roman" w:hAnsi="Times New Roman" w:cs="Times New Roman"/>
@@ -8239,7 +8239,7 @@
       <w:pPr>
         <w:pStyle w:val="Heading2"/>
       </w:pPr>
-      <w:bookmarkStart w:id="15" w:name="_Toc243681876"/>
+      <w:bookmarkStart w:id="15" w:name="_Toc243683001"/>
       <w:r>
         <w:t>Function Reference: app/ (tasks.c, proto.c)</w:t>
       </w:r>
@@ -9144,7 +9144,7 @@
         <w:pStyle w:val="Caption"/>
         <w:jc w:val="center"/>
       </w:pPr>
-      <w:bookmarkStart w:id="16" w:name="_Toc243681898"/>
+      <w:bookmarkStart w:id="16" w:name="_Toc243683023"/>
       <w:r>
         <w:rPr>
           <w:rFonts w:ascii="Times New Roman" w:eastAsia="Times New Roman" w:hAnsi="Times New Roman" w:cs="Times New Roman"/>
@@ -9194,7 +9194,7 @@
       <w:pPr>
         <w:pStyle w:val="Heading2"/>
       </w:pPr>
-      <w:bookmarkStart w:id="17" w:name="_Toc243681877"/>
+      <w:bookmarkStart w:id="17" w:name="_Toc243683002"/>
       <w:r>
         <w:lastRenderedPageBreak/>
         <w:t>Function Reference: test/ and cards/</w:t>
@@ -9704,7 +9704,7 @@
         <w:pStyle w:val="Caption"/>
         <w:jc w:val="center"/>
       </w:pPr>
-      <w:bookmarkStart w:id="18" w:name="_Toc243681899"/>
+      <w:bookmarkStart w:id="18" w:name="_Toc243683024"/>
       <w:r>
         <w:rPr>
           <w:rFonts w:ascii="Times New Roman" w:eastAsia="Times New Roman" w:hAnsi="Times New Roman" w:cs="Times New Roman"/>
@@ -9754,7 +9754,7 @@
       <w:pPr>
         <w:pStyle w:val="Heading2"/>
       </w:pPr>
-      <w:bookmarkStart w:id="19" w:name="_Toc243681878"/>
+      <w:bookmarkStart w:id="19" w:name="_Toc243683003"/>
       <w:r>
         <w:t>Runtime Call Hierarchy: RES RUN</w:t>
       </w:r>
@@ -10011,7 +10011,7 @@
       <w:pPr>
         <w:pStyle w:val="Heading2"/>
       </w:pPr>
-      <w:bookmarkStart w:id="20" w:name="_Toc243681879"/>
+      <w:bookmarkStart w:id="20" w:name="_Toc243683004"/>
       <w:r>
         <w:t>Notable Implementation Details</w:t>
       </w:r>
@@ -10358,7 +10358,7 @@
         <w:pStyle w:val="Heading1"/>
         <w:ind w:left="720" w:hanging="720"/>
       </w:pPr>
-      <w:bookmarkStart w:id="21" w:name="_Toc243681880"/>
+      <w:bookmarkStart w:id="21" w:name="_Toc243683005"/>
       <w:r>
         <w:lastRenderedPageBreak/>
         <w:t>GUI Architecture and Call Hierarchy</w:t>
@@ -10369,7 +10369,7 @@
       <w:pPr>
         <w:pStyle w:val="Heading2"/>
       </w:pPr>
-      <w:bookmarkStart w:id="22" w:name="_Toc243681881"/>
+      <w:bookmarkStart w:id="22" w:name="_Toc243683006"/>
       <w:r>
         <w:t>File Layout</w:t>
       </w:r>
@@ -10746,7 +10746,7 @@
         <w:pStyle w:val="Caption"/>
         <w:jc w:val="center"/>
       </w:pPr>
-      <w:bookmarkStart w:id="23" w:name="_Toc243681900"/>
+      <w:bookmarkStart w:id="23" w:name="_Toc243683025"/>
       <w:r>
         <w:rPr>
           <w:rFonts w:ascii="Times New Roman" w:eastAsia="Times New Roman" w:hAnsi="Times New Roman" w:cs="Times New Roman"/>
@@ -10796,7 +10796,7 @@
       <w:pPr>
         <w:pStyle w:val="Heading2"/>
       </w:pPr>
-      <w:bookmarkStart w:id="24" w:name="_Toc243681882"/>
+      <w:bookmarkStart w:id="24" w:name="_Toc243683007"/>
       <w:r>
         <w:t>Startup Call Hierarchy</w:t>
       </w:r>
@@ -10891,7 +10891,7 @@
       <w:pPr>
         <w:pStyle w:val="Heading2"/>
       </w:pPr>
-      <w:bookmarkStart w:id="25" w:name="_Toc243681883"/>
+      <w:bookmarkStart w:id="25" w:name="_Toc243683008"/>
       <w:r>
         <w:t>Function/Method Reference</w:t>
       </w:r>
@@ -11664,7 +11664,7 @@
         <w:pStyle w:val="Caption"/>
         <w:jc w:val="center"/>
       </w:pPr>
-      <w:bookmarkStart w:id="26" w:name="_Toc243681901"/>
+      <w:bookmarkStart w:id="26" w:name="_Toc243683026"/>
       <w:r>
         <w:rPr>
           <w:rFonts w:ascii="Times New Roman" w:eastAsia="Times New Roman" w:hAnsi="Times New Roman" w:cs="Times New Roman"/>
@@ -11714,7 +11714,7 @@
       <w:pPr>
         <w:pStyle w:val="Heading2"/>
       </w:pPr>
-      <w:bookmarkStart w:id="27" w:name="_Toc243681884"/>
+      <w:bookmarkStart w:id="27" w:name="_Toc243683009"/>
       <w:r>
         <w:lastRenderedPageBreak/>
         <w:t>Runtime Call Hierarchy: Button Press to Wire</w:t>
@@ -11826,7 +11826,7 @@
       <w:pPr>
         <w:pStyle w:val="Heading2"/>
       </w:pPr>
-      <w:bookmarkStart w:id="28" w:name="_Toc243681885"/>
+      <w:bookmarkStart w:id="28" w:name="_Toc243683010"/>
       <w:r>
         <w:t>Runtime Call Hierarchy: Incoming Line to Screen Update</w:t>
       </w:r>
@@ -11969,7 +11969,7 @@
       <w:pPr>
         <w:pStyle w:val="Heading2"/>
       </w:pPr>
-      <w:bookmarkStart w:id="29" w:name="_Toc243681886"/>
+      <w:bookmarkStart w:id="29" w:name="_Toc243683011"/>
       <w:r>
         <w:t>Notable Implementation Details</w:t>
       </w:r>
@@ -12119,7 +12119,7 @@
         <w:pStyle w:val="Heading1"/>
         <w:ind w:left="720" w:hanging="720"/>
       </w:pPr>
-      <w:bookmarkStart w:id="30" w:name="_Toc243681887"/>
+      <w:bookmarkStart w:id="30" w:name="_Toc243683012"/>
       <w:r>
         <w:lastRenderedPageBreak/>
         <w:t>Firmware-GUI Interface (Serial Protocol)</w:t>
@@ -12409,7 +12409,7 @@
         <w:pStyle w:val="Caption"/>
         <w:jc w:val="center"/>
       </w:pPr>
-      <w:bookmarkStart w:id="31" w:name="_Toc243681902"/>
+      <w:bookmarkStart w:id="31" w:name="_Toc243683027"/>
       <w:r>
         <w:rPr>
           <w:rFonts w:ascii="Times New Roman" w:eastAsia="Times New Roman" w:hAnsi="Times New Roman" w:cs="Times New Roman"/>
@@ -12459,7 +12459,7 @@
       <w:pPr>
         <w:pStyle w:val="Heading2"/>
       </w:pPr>
-      <w:bookmarkStart w:id="32" w:name="_Toc243681888"/>
+      <w:bookmarkStart w:id="32" w:name="_Toc243683013"/>
       <w:r>
         <w:t>Commands</w:t>
       </w:r>
@@ -13364,7 +13364,7 @@
         <w:pStyle w:val="Caption"/>
         <w:jc w:val="center"/>
       </w:pPr>
-      <w:bookmarkStart w:id="33" w:name="_Toc243681903"/>
+      <w:bookmarkStart w:id="33" w:name="_Toc243683028"/>
       <w:r>
         <w:rPr>
           <w:rFonts w:ascii="Times New Roman" w:eastAsia="Times New Roman" w:hAnsi="Times New Roman" w:cs="Times New Roman"/>
@@ -13414,7 +13414,7 @@
       <w:pPr>
         <w:pStyle w:val="Heading2"/>
       </w:pPr>
-      <w:bookmarkStart w:id="34" w:name="_Toc243681889"/>
+      <w:bookmarkStart w:id="34" w:name="_Toc243683014"/>
       <w:r>
         <w:t>Events and Error Codes</w:t>
       </w:r>
@@ -13785,7 +13785,7 @@
         <w:pStyle w:val="Caption"/>
         <w:jc w:val="center"/>
       </w:pPr>
-      <w:bookmarkStart w:id="35" w:name="_Toc243681904"/>
+      <w:bookmarkStart w:id="35" w:name="_Toc243683029"/>
       <w:r>
         <w:rPr>
           <w:rFonts w:ascii="Times New Roman" w:eastAsia="Times New Roman" w:hAnsi="Times New Roman" w:cs="Times New Roman"/>
@@ -14196,7 +14196,7 @@
         <w:pStyle w:val="Caption"/>
         <w:jc w:val="center"/>
       </w:pPr>
-      <w:bookmarkStart w:id="36" w:name="_Toc243681905"/>
+      <w:bookmarkStart w:id="36" w:name="_Toc243683030"/>
       <w:r>
         <w:rPr>
           <w:rFonts w:ascii="Times New Roman" w:eastAsia="Times New Roman" w:hAnsi="Times New Roman" w:cs="Times New Roman"/>
@@ -14247,7 +14247,7 @@
         <w:pStyle w:val="Heading1"/>
         <w:ind w:left="720" w:hanging="720"/>
       </w:pPr>
-      <w:bookmarkStart w:id="37" w:name="_Toc243681890"/>
+      <w:bookmarkStart w:id="37" w:name="_Toc243683015"/>
       <w:r>
         <w:lastRenderedPageBreak/>
         <w:t>Key Design Decisions</w:t>
@@ -14384,7 +14384,7 @@
         <w:pStyle w:val="Heading1"/>
         <w:ind w:left="720" w:hanging="720"/>
       </w:pPr>
-      <w:bookmarkStart w:id="38" w:name="_Toc243681891"/>
+      <w:bookmarkStart w:id="38" w:name="_Toc243683016"/>
       <w:r>
         <w:t>Known Limitations</w:t>
       </w:r>
@@ -14530,7 +14530,7 @@
         </w:numPr>
         <w:ind w:left="720" w:hanging="720"/>
       </w:pPr>
-      <w:bookmarkStart w:id="39" w:name="_Toc243681892"/>
+      <w:bookmarkStart w:id="39" w:name="_Toc243683017"/>
       <w:r>
         <w:t>Appendix A: System Reference</w:t>
       </w:r>
@@ -15051,7 +15051,7 @@
         <w:pStyle w:val="Caption"/>
         <w:jc w:val="center"/>
       </w:pPr>
-      <w:bookmarkStart w:id="40" w:name="_Toc243681906"/>
+      <w:bookmarkStart w:id="40" w:name="_Toc243683031"/>
       <w:r>
         <w:rPr>
           <w:rFonts w:ascii="Times New Roman" w:eastAsia="Times New Roman" w:hAnsi="Times New Roman" w:cs="Times New Roman"/>
@@ -15534,7 +15534,7 @@
         <w:pStyle w:val="Caption"/>
         <w:jc w:val="center"/>
       </w:pPr>
-      <w:bookmarkStart w:id="41" w:name="_Toc243681907"/>
+      <w:bookmarkStart w:id="41" w:name="_Toc243683032"/>
       <w:r>
         <w:rPr>
           <w:rFonts w:ascii="Times New Roman" w:eastAsia="Times New Roman" w:hAnsi="Times New Roman" w:cs="Times New Roman"/>
@@ -15589,7 +15589,7 @@
         </w:numPr>
         <w:ind w:left="720" w:hanging="720"/>
       </w:pPr>
-      <w:bookmarkStart w:id="42" w:name="_Toc243681893"/>
+      <w:bookmarkStart w:id="42" w:name="_Toc243683018"/>
       <w:r>
         <w:t>Appendix B: Glossary</w:t>
       </w:r>
@@ -15913,7 +15913,7 @@
         <w:pStyle w:val="Caption"/>
         <w:jc w:val="center"/>
       </w:pPr>
-      <w:bookmarkStart w:id="43" w:name="_Toc243681908"/>
+      <w:bookmarkStart w:id="43" w:name="_Toc243683033"/>
       <w:r>
         <w:rPr>
           <w:rFonts w:ascii="Times New Roman" w:eastAsia="Times New Roman" w:hAnsi="Times New Roman" w:cs="Times New Roman"/>
@@ -16130,7 +16130,7 @@
         <w:sz w:val="18"/>
         <w:szCs w:val="18"/>
       </w:rPr>
-      <w:t>5</w:t>
+      <w:t>6</w:t>
     </w:r>
     <w:r>
       <w:rPr>
@@ -16139,7 +16139,7 @@
         <w:sz w:val="18"/>
         <w:szCs w:val="18"/>
       </w:rPr>
-      <w:t xml:space="preserve"> All Rights Reserved by </w:t>
+      <w:t xml:space="preserve"> All Rights Reserved by Atulya Core Tech (ACT)</w:t>
     </w:r>
   </w:p>
   <w:p>

--- a/Customer_Package/0_Documents/6_Code_Walkthrough.docx
+++ b/Customer_Package/0_Documents/6_Code_Walkthrough.docx
@@ -347,7 +347,7 @@
                 <w:rFonts w:ascii="Poppins" w:eastAsia="Poppins" w:hAnsi="Poppins" w:cs="Poppins"/>
                 <w:color w:val="000000" w:themeColor="text1"/>
               </w:rPr>
-              <w:t>HT_MK1 Harness Tester</w:t>
+              <w:t>HT_MK1 Harness Tester - Infinity Integrations Pvt Ltd</w:t>
             </w:r>
           </w:p>
         </w:tc>
@@ -1673,6 +1673,12 @@
                 <w:lang w:val="en-US"/>
               </w:rPr>
             </w:pPr>
+            <w:r>
+              <w:rPr>
+                <w:rFonts w:ascii="Times New Roman" w:eastAsia="Times New Roman" w:hAnsi="Times New Roman" w:cs="Times New Roman"/>
+              </w:rPr>
+              <w:t>Infinity Integrations Pvt Ltd</w:t>
+            </w:r>
           </w:p>
         </w:tc>
       </w:tr>
@@ -2386,7 +2392,7 @@
       <w:r>
         <w:fldChar w:fldCharType="separate"/>
       </w:r>
-      <w:hyperlink w:anchor="_Toc243682990" w:history="1">
+      <w:hyperlink w:anchor="_Toc243683426" w:history="1">
         <w:r>
           <w:rPr>
             <w:rStyle w:val="Hyperlink"/>
@@ -2428,7 +2434,7 @@
             <w:noProof/>
             <w:webHidden/>
           </w:rPr>
-          <w:instrText xml:space="preserve"> PAGEREF _Toc243682990 \h </w:instrText>
+          <w:instrText xml:space="preserve"> PAGEREF _Toc243683426 \h </w:instrText>
         </w:r>
         <w:r>
           <w:rPr>
@@ -2472,7 +2478,7 @@
           <w:lang w:eastAsia="en-IN"/>
         </w:rPr>
       </w:pPr>
-      <w:hyperlink w:anchor="_Toc243682991" w:history="1">
+      <w:hyperlink w:anchor="_Toc243683427" w:history="1">
         <w:r>
           <w:rPr>
             <w:rStyle w:val="Hyperlink"/>
@@ -2516,7 +2522,7 @@
             <w:noProof/>
             <w:webHidden/>
           </w:rPr>
-          <w:instrText xml:space="preserve"> PAGEREF _Toc243682991 \h </w:instrText>
+          <w:instrText xml:space="preserve"> PAGEREF _Toc243683427 \h </w:instrText>
         </w:r>
         <w:r>
           <w:rPr>
@@ -2560,7 +2566,7 @@
           <w:lang w:eastAsia="en-IN"/>
         </w:rPr>
       </w:pPr>
-      <w:hyperlink w:anchor="_Toc243682992" w:history="1">
+      <w:hyperlink w:anchor="_Toc243683428" w:history="1">
         <w:r>
           <w:rPr>
             <w:rStyle w:val="Hyperlink"/>
@@ -2604,7 +2610,7 @@
             <w:noProof/>
             <w:webHidden/>
           </w:rPr>
-          <w:instrText xml:space="preserve"> PAGEREF _Toc243682992 \h </w:instrText>
+          <w:instrText xml:space="preserve"> PAGEREF _Toc243683428 \h </w:instrText>
         </w:r>
         <w:r>
           <w:rPr>
@@ -2648,7 +2654,7 @@
           <w:lang w:eastAsia="en-IN"/>
         </w:rPr>
       </w:pPr>
-      <w:hyperlink w:anchor="_Toc243682993" w:history="1">
+      <w:hyperlink w:anchor="_Toc243683429" w:history="1">
         <w:r>
           <w:rPr>
             <w:rStyle w:val="Hyperlink"/>
@@ -2692,7 +2698,7 @@
             <w:noProof/>
             <w:webHidden/>
           </w:rPr>
-          <w:instrText xml:space="preserve"> PAGEREF _Toc243682993 \h </w:instrText>
+          <w:instrText xml:space="preserve"> PAGEREF _Toc243683429 \h </w:instrText>
         </w:r>
         <w:r>
           <w:rPr>
@@ -2736,7 +2742,7 @@
           <w:lang w:eastAsia="en-IN"/>
         </w:rPr>
       </w:pPr>
-      <w:hyperlink w:anchor="_Toc243682994" w:history="1">
+      <w:hyperlink w:anchor="_Toc243683430" w:history="1">
         <w:r>
           <w:rPr>
             <w:rStyle w:val="Hyperlink"/>
@@ -2780,7 +2786,7 @@
             <w:noProof/>
             <w:webHidden/>
           </w:rPr>
-          <w:instrText xml:space="preserve"> PAGEREF _Toc243682994 \h </w:instrText>
+          <w:instrText xml:space="preserve"> PAGEREF _Toc243683430 \h </w:instrText>
         </w:r>
         <w:r>
           <w:rPr>
@@ -2824,7 +2830,7 @@
           <w:lang w:eastAsia="en-IN"/>
         </w:rPr>
       </w:pPr>
-      <w:hyperlink w:anchor="_Toc243682995" w:history="1">
+      <w:hyperlink w:anchor="_Toc243683431" w:history="1">
         <w:r>
           <w:rPr>
             <w:rStyle w:val="Hyperlink"/>
@@ -2868,7 +2874,7 @@
             <w:noProof/>
             <w:webHidden/>
           </w:rPr>
-          <w:instrText xml:space="preserve"> PAGEREF _Toc243682995 \h </w:instrText>
+          <w:instrText xml:space="preserve"> PAGEREF _Toc243683431 \h </w:instrText>
         </w:r>
         <w:r>
           <w:rPr>
@@ -2912,7 +2918,7 @@
           <w:lang w:eastAsia="en-IN"/>
         </w:rPr>
       </w:pPr>
-      <w:hyperlink w:anchor="_Toc243682996" w:history="1">
+      <w:hyperlink w:anchor="_Toc243683432" w:history="1">
         <w:r>
           <w:rPr>
             <w:rStyle w:val="Hyperlink"/>
@@ -2954,7 +2960,7 @@
             <w:noProof/>
             <w:webHidden/>
           </w:rPr>
-          <w:instrText xml:space="preserve"> PAGEREF _Toc243682996 \h </w:instrText>
+          <w:instrText xml:space="preserve"> PAGEREF _Toc243683432 \h </w:instrText>
         </w:r>
         <w:r>
           <w:rPr>
@@ -2998,7 +3004,7 @@
           <w:lang w:eastAsia="en-IN"/>
         </w:rPr>
       </w:pPr>
-      <w:hyperlink w:anchor="_Toc243682997" w:history="1">
+      <w:hyperlink w:anchor="_Toc243683433" w:history="1">
         <w:r>
           <w:rPr>
             <w:rStyle w:val="Hyperlink"/>
@@ -3040,7 +3046,7 @@
             <w:noProof/>
             <w:webHidden/>
           </w:rPr>
-          <w:instrText xml:space="preserve"> PAGEREF _Toc243682997 \h </w:instrText>
+          <w:instrText xml:space="preserve"> PAGEREF _Toc243683433 \h </w:instrText>
         </w:r>
         <w:r>
           <w:rPr>
@@ -3084,7 +3090,7 @@
           <w:lang w:eastAsia="en-IN"/>
         </w:rPr>
       </w:pPr>
-      <w:hyperlink w:anchor="_Toc243682998" w:history="1">
+      <w:hyperlink w:anchor="_Toc243683434" w:history="1">
         <w:r>
           <w:rPr>
             <w:rStyle w:val="Hyperlink"/>
@@ -3128,7 +3134,7 @@
             <w:noProof/>
             <w:webHidden/>
           </w:rPr>
-          <w:instrText xml:space="preserve"> PAGEREF _Toc243682998 \h </w:instrText>
+          <w:instrText xml:space="preserve"> PAGEREF _Toc243683434 \h </w:instrText>
         </w:r>
         <w:r>
           <w:rPr>
@@ -3172,7 +3178,7 @@
           <w:lang w:eastAsia="en-IN"/>
         </w:rPr>
       </w:pPr>
-      <w:hyperlink w:anchor="_Toc243682999" w:history="1">
+      <w:hyperlink w:anchor="_Toc243683435" w:history="1">
         <w:r>
           <w:rPr>
             <w:rStyle w:val="Hyperlink"/>
@@ -3216,7 +3222,7 @@
             <w:noProof/>
             <w:webHidden/>
           </w:rPr>
-          <w:instrText xml:space="preserve"> PAGEREF _Toc243682999 \h </w:instrText>
+          <w:instrText xml:space="preserve"> PAGEREF _Toc243683435 \h </w:instrText>
         </w:r>
         <w:r>
           <w:rPr>
@@ -3260,7 +3266,7 @@
           <w:lang w:eastAsia="en-IN"/>
         </w:rPr>
       </w:pPr>
-      <w:hyperlink w:anchor="_Toc243683000" w:history="1">
+      <w:hyperlink w:anchor="_Toc243683436" w:history="1">
         <w:r>
           <w:rPr>
             <w:rStyle w:val="Hyperlink"/>
@@ -3304,7 +3310,7 @@
             <w:noProof/>
             <w:webHidden/>
           </w:rPr>
-          <w:instrText xml:space="preserve"> PAGEREF _Toc243683000 \h </w:instrText>
+          <w:instrText xml:space="preserve"> PAGEREF _Toc243683436 \h </w:instrText>
         </w:r>
         <w:r>
           <w:rPr>
@@ -3348,7 +3354,7 @@
           <w:lang w:eastAsia="en-IN"/>
         </w:rPr>
       </w:pPr>
-      <w:hyperlink w:anchor="_Toc243683001" w:history="1">
+      <w:hyperlink w:anchor="_Toc243683437" w:history="1">
         <w:r>
           <w:rPr>
             <w:rStyle w:val="Hyperlink"/>
@@ -3392,7 +3398,7 @@
             <w:noProof/>
             <w:webHidden/>
           </w:rPr>
-          <w:instrText xml:space="preserve"> PAGEREF _Toc243683001 \h </w:instrText>
+          <w:instrText xml:space="preserve"> PAGEREF _Toc243683437 \h </w:instrText>
         </w:r>
         <w:r>
           <w:rPr>
@@ -3436,7 +3442,7 @@
           <w:lang w:eastAsia="en-IN"/>
         </w:rPr>
       </w:pPr>
-      <w:hyperlink w:anchor="_Toc243683002" w:history="1">
+      <w:hyperlink w:anchor="_Toc243683438" w:history="1">
         <w:r>
           <w:rPr>
             <w:rStyle w:val="Hyperlink"/>
@@ -3480,7 +3486,7 @@
             <w:noProof/>
             <w:webHidden/>
           </w:rPr>
-          <w:instrText xml:space="preserve"> PAGEREF _Toc243683002 \h </w:instrText>
+          <w:instrText xml:space="preserve"> PAGEREF _Toc243683438 \h </w:instrText>
         </w:r>
         <w:r>
           <w:rPr>
@@ -3524,7 +3530,7 @@
           <w:lang w:eastAsia="en-IN"/>
         </w:rPr>
       </w:pPr>
-      <w:hyperlink w:anchor="_Toc243683003" w:history="1">
+      <w:hyperlink w:anchor="_Toc243683439" w:history="1">
         <w:r>
           <w:rPr>
             <w:rStyle w:val="Hyperlink"/>
@@ -3568,7 +3574,7 @@
             <w:noProof/>
             <w:webHidden/>
           </w:rPr>
-          <w:instrText xml:space="preserve"> PAGEREF _Toc243683003 \h </w:instrText>
+          <w:instrText xml:space="preserve"> PAGEREF _Toc243683439 \h </w:instrText>
         </w:r>
         <w:r>
           <w:rPr>
@@ -3612,7 +3618,7 @@
           <w:lang w:eastAsia="en-IN"/>
         </w:rPr>
       </w:pPr>
-      <w:hyperlink w:anchor="_Toc243683004" w:history="1">
+      <w:hyperlink w:anchor="_Toc243683440" w:history="1">
         <w:r>
           <w:rPr>
             <w:rStyle w:val="Hyperlink"/>
@@ -3656,7 +3662,7 @@
             <w:noProof/>
             <w:webHidden/>
           </w:rPr>
-          <w:instrText xml:space="preserve"> PAGEREF _Toc243683004 \h </w:instrText>
+          <w:instrText xml:space="preserve"> PAGEREF _Toc243683440 \h </w:instrText>
         </w:r>
         <w:r>
           <w:rPr>
@@ -3700,7 +3706,7 @@
           <w:lang w:eastAsia="en-IN"/>
         </w:rPr>
       </w:pPr>
-      <w:hyperlink w:anchor="_Toc243683005" w:history="1">
+      <w:hyperlink w:anchor="_Toc243683441" w:history="1">
         <w:r>
           <w:rPr>
             <w:rStyle w:val="Hyperlink"/>
@@ -3742,7 +3748,7 @@
             <w:noProof/>
             <w:webHidden/>
           </w:rPr>
-          <w:instrText xml:space="preserve"> PAGEREF _Toc243683005 \h </w:instrText>
+          <w:instrText xml:space="preserve"> PAGEREF _Toc243683441 \h </w:instrText>
         </w:r>
         <w:r>
           <w:rPr>
@@ -3786,7 +3792,7 @@
           <w:lang w:eastAsia="en-IN"/>
         </w:rPr>
       </w:pPr>
-      <w:hyperlink w:anchor="_Toc243683006" w:history="1">
+      <w:hyperlink w:anchor="_Toc243683442" w:history="1">
         <w:r>
           <w:rPr>
             <w:rStyle w:val="Hyperlink"/>
@@ -3830,7 +3836,7 @@
             <w:noProof/>
             <w:webHidden/>
           </w:rPr>
-          <w:instrText xml:space="preserve"> PAGEREF _Toc243683006 \h </w:instrText>
+          <w:instrText xml:space="preserve"> PAGEREF _Toc243683442 \h </w:instrText>
         </w:r>
         <w:r>
           <w:rPr>
@@ -3874,7 +3880,7 @@
           <w:lang w:eastAsia="en-IN"/>
         </w:rPr>
       </w:pPr>
-      <w:hyperlink w:anchor="_Toc243683007" w:history="1">
+      <w:hyperlink w:anchor="_Toc243683443" w:history="1">
         <w:r>
           <w:rPr>
             <w:rStyle w:val="Hyperlink"/>
@@ -3918,7 +3924,7 @@
             <w:noProof/>
             <w:webHidden/>
           </w:rPr>
-          <w:instrText xml:space="preserve"> PAGEREF _Toc243683007 \h </w:instrText>
+          <w:instrText xml:space="preserve"> PAGEREF _Toc243683443 \h </w:instrText>
         </w:r>
         <w:r>
           <w:rPr>
@@ -3962,7 +3968,7 @@
           <w:lang w:eastAsia="en-IN"/>
         </w:rPr>
       </w:pPr>
-      <w:hyperlink w:anchor="_Toc243683008" w:history="1">
+      <w:hyperlink w:anchor="_Toc243683444" w:history="1">
         <w:r>
           <w:rPr>
             <w:rStyle w:val="Hyperlink"/>
@@ -4006,7 +4012,7 @@
             <w:noProof/>
             <w:webHidden/>
           </w:rPr>
-          <w:instrText xml:space="preserve"> PAGEREF _Toc243683008 \h </w:instrText>
+          <w:instrText xml:space="preserve"> PAGEREF _Toc243683444 \h </w:instrText>
         </w:r>
         <w:r>
           <w:rPr>
@@ -4050,7 +4056,7 @@
           <w:lang w:eastAsia="en-IN"/>
         </w:rPr>
       </w:pPr>
-      <w:hyperlink w:anchor="_Toc243683009" w:history="1">
+      <w:hyperlink w:anchor="_Toc243683445" w:history="1">
         <w:r>
           <w:rPr>
             <w:rStyle w:val="Hyperlink"/>
@@ -4094,7 +4100,7 @@
             <w:noProof/>
             <w:webHidden/>
           </w:rPr>
-          <w:instrText xml:space="preserve"> PAGEREF _Toc243683009 \h </w:instrText>
+          <w:instrText xml:space="preserve"> PAGEREF _Toc243683445 \h </w:instrText>
         </w:r>
         <w:r>
           <w:rPr>
@@ -4138,7 +4144,7 @@
           <w:lang w:eastAsia="en-IN"/>
         </w:rPr>
       </w:pPr>
-      <w:hyperlink w:anchor="_Toc243683010" w:history="1">
+      <w:hyperlink w:anchor="_Toc243683446" w:history="1">
         <w:r>
           <w:rPr>
             <w:rStyle w:val="Hyperlink"/>
@@ -4182,7 +4188,7 @@
             <w:noProof/>
             <w:webHidden/>
           </w:rPr>
-          <w:instrText xml:space="preserve"> PAGEREF _Toc243683010 \h </w:instrText>
+          <w:instrText xml:space="preserve"> PAGEREF _Toc243683446 \h </w:instrText>
         </w:r>
         <w:r>
           <w:rPr>
@@ -4226,7 +4232,7 @@
           <w:lang w:eastAsia="en-IN"/>
         </w:rPr>
       </w:pPr>
-      <w:hyperlink w:anchor="_Toc243683011" w:history="1">
+      <w:hyperlink w:anchor="_Toc243683447" w:history="1">
         <w:r>
           <w:rPr>
             <w:rStyle w:val="Hyperlink"/>
@@ -4270,7 +4276,7 @@
             <w:noProof/>
             <w:webHidden/>
           </w:rPr>
-          <w:instrText xml:space="preserve"> PAGEREF _Toc243683011 \h </w:instrText>
+          <w:instrText xml:space="preserve"> PAGEREF _Toc243683447 \h </w:instrText>
         </w:r>
         <w:r>
           <w:rPr>
@@ -4314,7 +4320,7 @@
           <w:lang w:eastAsia="en-IN"/>
         </w:rPr>
       </w:pPr>
-      <w:hyperlink w:anchor="_Toc243683012" w:history="1">
+      <w:hyperlink w:anchor="_Toc243683448" w:history="1">
         <w:r>
           <w:rPr>
             <w:rStyle w:val="Hyperlink"/>
@@ -4356,7 +4362,7 @@
             <w:noProof/>
             <w:webHidden/>
           </w:rPr>
-          <w:instrText xml:space="preserve"> PAGEREF _Toc243683012 \h </w:instrText>
+          <w:instrText xml:space="preserve"> PAGEREF _Toc243683448 \h </w:instrText>
         </w:r>
         <w:r>
           <w:rPr>
@@ -4400,7 +4406,7 @@
           <w:lang w:eastAsia="en-IN"/>
         </w:rPr>
       </w:pPr>
-      <w:hyperlink w:anchor="_Toc243683013" w:history="1">
+      <w:hyperlink w:anchor="_Toc243683449" w:history="1">
         <w:r>
           <w:rPr>
             <w:rStyle w:val="Hyperlink"/>
@@ -4444,7 +4450,7 @@
             <w:noProof/>
             <w:webHidden/>
           </w:rPr>
-          <w:instrText xml:space="preserve"> PAGEREF _Toc243683013 \h </w:instrText>
+          <w:instrText xml:space="preserve"> PAGEREF _Toc243683449 \h </w:instrText>
         </w:r>
         <w:r>
           <w:rPr>
@@ -4488,7 +4494,7 @@
           <w:lang w:eastAsia="en-IN"/>
         </w:rPr>
       </w:pPr>
-      <w:hyperlink w:anchor="_Toc243683014" w:history="1">
+      <w:hyperlink w:anchor="_Toc243683450" w:history="1">
         <w:r>
           <w:rPr>
             <w:rStyle w:val="Hyperlink"/>
@@ -4532,7 +4538,7 @@
             <w:noProof/>
             <w:webHidden/>
           </w:rPr>
-          <w:instrText xml:space="preserve"> PAGEREF _Toc243683014 \h </w:instrText>
+          <w:instrText xml:space="preserve"> PAGEREF _Toc243683450 \h </w:instrText>
         </w:r>
         <w:r>
           <w:rPr>
@@ -4576,7 +4582,7 @@
           <w:lang w:eastAsia="en-IN"/>
         </w:rPr>
       </w:pPr>
-      <w:hyperlink w:anchor="_Toc243683015" w:history="1">
+      <w:hyperlink w:anchor="_Toc243683451" w:history="1">
         <w:r>
           <w:rPr>
             <w:rStyle w:val="Hyperlink"/>
@@ -4618,7 +4624,7 @@
             <w:noProof/>
             <w:webHidden/>
           </w:rPr>
-          <w:instrText xml:space="preserve"> PAGEREF _Toc243683015 \h </w:instrText>
+          <w:instrText xml:space="preserve"> PAGEREF _Toc243683451 \h </w:instrText>
         </w:r>
         <w:r>
           <w:rPr>
@@ -4662,7 +4668,7 @@
           <w:lang w:eastAsia="en-IN"/>
         </w:rPr>
       </w:pPr>
-      <w:hyperlink w:anchor="_Toc243683016" w:history="1">
+      <w:hyperlink w:anchor="_Toc243683452" w:history="1">
         <w:r>
           <w:rPr>
             <w:rStyle w:val="Hyperlink"/>
@@ -4704,7 +4710,7 @@
             <w:noProof/>
             <w:webHidden/>
           </w:rPr>
-          <w:instrText xml:space="preserve"> PAGEREF _Toc243683016 \h </w:instrText>
+          <w:instrText xml:space="preserve"> PAGEREF _Toc243683452 \h </w:instrText>
         </w:r>
         <w:r>
           <w:rPr>
@@ -4747,7 +4753,7 @@
           <w:lang w:eastAsia="en-IN"/>
         </w:rPr>
       </w:pPr>
-      <w:hyperlink w:anchor="_Toc243683017" w:history="1">
+      <w:hyperlink w:anchor="_Toc243683453" w:history="1">
         <w:r>
           <w:rPr>
             <w:rStyle w:val="Hyperlink"/>
@@ -4774,7 +4780,7 @@
             <w:noProof/>
             <w:webHidden/>
           </w:rPr>
-          <w:instrText xml:space="preserve"> PAGEREF _Toc243683017 \h </w:instrText>
+          <w:instrText xml:space="preserve"> PAGEREF _Toc243683453 \h </w:instrText>
         </w:r>
         <w:r>
           <w:rPr>
@@ -4817,7 +4823,7 @@
           <w:lang w:eastAsia="en-IN"/>
         </w:rPr>
       </w:pPr>
-      <w:hyperlink w:anchor="_Toc243683018" w:history="1">
+      <w:hyperlink w:anchor="_Toc243683454" w:history="1">
         <w:r>
           <w:rPr>
             <w:rStyle w:val="Hyperlink"/>
@@ -4844,7 +4850,7 @@
             <w:noProof/>
             <w:webHidden/>
           </w:rPr>
-          <w:instrText xml:space="preserve"> PAGEREF _Toc243683018 \h </w:instrText>
+          <w:instrText xml:space="preserve"> PAGEREF _Toc243683454 \h </w:instrText>
         </w:r>
         <w:r>
           <w:rPr>
@@ -4922,7 +4928,7 @@
       <w:r>
         <w:fldChar w:fldCharType="separate"/>
       </w:r>
-      <w:hyperlink w:anchor="_Toc243683019" w:history="1">
+      <w:hyperlink w:anchor="_Toc243683455" w:history="1">
         <w:r>
           <w:rPr>
             <w:rStyle w:val="Hyperlink"/>
@@ -4950,7 +4956,7 @@
             <w:noProof/>
             <w:webHidden/>
           </w:rPr>
-          <w:instrText xml:space="preserve"> PAGEREF _Toc243683019 \h </w:instrText>
+          <w:instrText xml:space="preserve"> PAGEREF _Toc243683455 \h </w:instrText>
         </w:r>
         <w:r>
           <w:rPr>
@@ -4993,7 +4999,7 @@
           <w:lang w:eastAsia="en-IN"/>
         </w:rPr>
       </w:pPr>
-      <w:hyperlink w:anchor="_Toc243683020" w:history="1">
+      <w:hyperlink w:anchor="_Toc243683456" w:history="1">
         <w:r>
           <w:rPr>
             <w:rStyle w:val="Hyperlink"/>
@@ -5021,7 +5027,7 @@
             <w:noProof/>
             <w:webHidden/>
           </w:rPr>
-          <w:instrText xml:space="preserve"> PAGEREF _Toc243683020 \h </w:instrText>
+          <w:instrText xml:space="preserve"> PAGEREF _Toc243683456 \h </w:instrText>
         </w:r>
         <w:r>
           <w:rPr>
@@ -5064,7 +5070,7 @@
           <w:lang w:eastAsia="en-IN"/>
         </w:rPr>
       </w:pPr>
-      <w:hyperlink w:anchor="_Toc243683021" w:history="1">
+      <w:hyperlink w:anchor="_Toc243683457" w:history="1">
         <w:r>
           <w:rPr>
             <w:rStyle w:val="Hyperlink"/>
@@ -5092,7 +5098,7 @@
             <w:noProof/>
             <w:webHidden/>
           </w:rPr>
-          <w:instrText xml:space="preserve"> PAGEREF _Toc243683021 \h </w:instrText>
+          <w:instrText xml:space="preserve"> PAGEREF _Toc243683457 \h </w:instrText>
         </w:r>
         <w:r>
           <w:rPr>
@@ -5135,7 +5141,7 @@
           <w:lang w:eastAsia="en-IN"/>
         </w:rPr>
       </w:pPr>
-      <w:hyperlink w:anchor="_Toc243683022" w:history="1">
+      <w:hyperlink w:anchor="_Toc243683458" w:history="1">
         <w:r>
           <w:rPr>
             <w:rStyle w:val="Hyperlink"/>
@@ -5163,7 +5169,7 @@
             <w:noProof/>
             <w:webHidden/>
           </w:rPr>
-          <w:instrText xml:space="preserve"> PAGEREF _Toc243683022 \h </w:instrText>
+          <w:instrText xml:space="preserve"> PAGEREF _Toc243683458 \h </w:instrText>
         </w:r>
         <w:r>
           <w:rPr>
@@ -5206,7 +5212,7 @@
           <w:lang w:eastAsia="en-IN"/>
         </w:rPr>
       </w:pPr>
-      <w:hyperlink w:anchor="_Toc243683023" w:history="1">
+      <w:hyperlink w:anchor="_Toc243683459" w:history="1">
         <w:r>
           <w:rPr>
             <w:rStyle w:val="Hyperlink"/>
@@ -5234,7 +5240,7 @@
             <w:noProof/>
             <w:webHidden/>
           </w:rPr>
-          <w:instrText xml:space="preserve"> PAGEREF _Toc243683023 \h </w:instrText>
+          <w:instrText xml:space="preserve"> PAGEREF _Toc243683459 \h </w:instrText>
         </w:r>
         <w:r>
           <w:rPr>
@@ -5277,7 +5283,7 @@
           <w:lang w:eastAsia="en-IN"/>
         </w:rPr>
       </w:pPr>
-      <w:hyperlink w:anchor="_Toc243683024" w:history="1">
+      <w:hyperlink w:anchor="_Toc243683460" w:history="1">
         <w:r>
           <w:rPr>
             <w:rStyle w:val="Hyperlink"/>
@@ -5305,7 +5311,7 @@
             <w:noProof/>
             <w:webHidden/>
           </w:rPr>
-          <w:instrText xml:space="preserve"> PAGEREF _Toc243683024 \h </w:instrText>
+          <w:instrText xml:space="preserve"> PAGEREF _Toc243683460 \h </w:instrText>
         </w:r>
         <w:r>
           <w:rPr>
@@ -5348,7 +5354,7 @@
           <w:lang w:eastAsia="en-IN"/>
         </w:rPr>
       </w:pPr>
-      <w:hyperlink w:anchor="_Toc243683025" w:history="1">
+      <w:hyperlink w:anchor="_Toc243683461" w:history="1">
         <w:r>
           <w:rPr>
             <w:rStyle w:val="Hyperlink"/>
@@ -5376,7 +5382,7 @@
             <w:noProof/>
             <w:webHidden/>
           </w:rPr>
-          <w:instrText xml:space="preserve"> PAGEREF _Toc243683025 \h </w:instrText>
+          <w:instrText xml:space="preserve"> PAGEREF _Toc243683461 \h </w:instrText>
         </w:r>
         <w:r>
           <w:rPr>
@@ -5419,7 +5425,7 @@
           <w:lang w:eastAsia="en-IN"/>
         </w:rPr>
       </w:pPr>
-      <w:hyperlink w:anchor="_Toc243683026" w:history="1">
+      <w:hyperlink w:anchor="_Toc243683462" w:history="1">
         <w:r>
           <w:rPr>
             <w:rStyle w:val="Hyperlink"/>
@@ -5447,7 +5453,7 @@
             <w:noProof/>
             <w:webHidden/>
           </w:rPr>
-          <w:instrText xml:space="preserve"> PAGEREF _Toc243683026 \h </w:instrText>
+          <w:instrText xml:space="preserve"> PAGEREF _Toc243683462 \h </w:instrText>
         </w:r>
         <w:r>
           <w:rPr>
@@ -5490,7 +5496,7 @@
           <w:lang w:eastAsia="en-IN"/>
         </w:rPr>
       </w:pPr>
-      <w:hyperlink w:anchor="_Toc243683027" w:history="1">
+      <w:hyperlink w:anchor="_Toc243683463" w:history="1">
         <w:r>
           <w:rPr>
             <w:rStyle w:val="Hyperlink"/>
@@ -5518,7 +5524,7 @@
             <w:noProof/>
             <w:webHidden/>
           </w:rPr>
-          <w:instrText xml:space="preserve"> PAGEREF _Toc243683027 \h </w:instrText>
+          <w:instrText xml:space="preserve"> PAGEREF _Toc243683463 \h </w:instrText>
         </w:r>
         <w:r>
           <w:rPr>
@@ -5561,7 +5567,7 @@
           <w:lang w:eastAsia="en-IN"/>
         </w:rPr>
       </w:pPr>
-      <w:hyperlink w:anchor="_Toc243683028" w:history="1">
+      <w:hyperlink w:anchor="_Toc243683464" w:history="1">
         <w:r>
           <w:rPr>
             <w:rStyle w:val="Hyperlink"/>
@@ -5589,7 +5595,7 @@
             <w:noProof/>
             <w:webHidden/>
           </w:rPr>
-          <w:instrText xml:space="preserve"> PAGEREF _Toc243683028 \h </w:instrText>
+          <w:instrText xml:space="preserve"> PAGEREF _Toc243683464 \h </w:instrText>
         </w:r>
         <w:r>
           <w:rPr>
@@ -5632,7 +5638,7 @@
           <w:lang w:eastAsia="en-IN"/>
         </w:rPr>
       </w:pPr>
-      <w:hyperlink w:anchor="_Toc243683029" w:history="1">
+      <w:hyperlink w:anchor="_Toc243683465" w:history="1">
         <w:r>
           <w:rPr>
             <w:rStyle w:val="Hyperlink"/>
@@ -5660,7 +5666,7 @@
             <w:noProof/>
             <w:webHidden/>
           </w:rPr>
-          <w:instrText xml:space="preserve"> PAGEREF _Toc243683029 \h </w:instrText>
+          <w:instrText xml:space="preserve"> PAGEREF _Toc243683465 \h </w:instrText>
         </w:r>
         <w:r>
           <w:rPr>
@@ -5703,7 +5709,7 @@
           <w:lang w:eastAsia="en-IN"/>
         </w:rPr>
       </w:pPr>
-      <w:hyperlink w:anchor="_Toc243683030" w:history="1">
+      <w:hyperlink w:anchor="_Toc243683466" w:history="1">
         <w:r>
           <w:rPr>
             <w:rStyle w:val="Hyperlink"/>
@@ -5731,7 +5737,7 @@
             <w:noProof/>
             <w:webHidden/>
           </w:rPr>
-          <w:instrText xml:space="preserve"> PAGEREF _Toc243683030 \h </w:instrText>
+          <w:instrText xml:space="preserve"> PAGEREF _Toc243683466 \h </w:instrText>
         </w:r>
         <w:r>
           <w:rPr>
@@ -5774,7 +5780,7 @@
           <w:lang w:eastAsia="en-IN"/>
         </w:rPr>
       </w:pPr>
-      <w:hyperlink w:anchor="_Toc243683031" w:history="1">
+      <w:hyperlink w:anchor="_Toc243683467" w:history="1">
         <w:r>
           <w:rPr>
             <w:rStyle w:val="Hyperlink"/>
@@ -5802,7 +5808,7 @@
             <w:noProof/>
             <w:webHidden/>
           </w:rPr>
-          <w:instrText xml:space="preserve"> PAGEREF _Toc243683031 \h </w:instrText>
+          <w:instrText xml:space="preserve"> PAGEREF _Toc243683467 \h </w:instrText>
         </w:r>
         <w:r>
           <w:rPr>
@@ -5845,7 +5851,7 @@
           <w:lang w:eastAsia="en-IN"/>
         </w:rPr>
       </w:pPr>
-      <w:hyperlink w:anchor="_Toc243683032" w:history="1">
+      <w:hyperlink w:anchor="_Toc243683468" w:history="1">
         <w:r>
           <w:rPr>
             <w:rStyle w:val="Hyperlink"/>
@@ -5873,7 +5879,7 @@
             <w:noProof/>
             <w:webHidden/>
           </w:rPr>
-          <w:instrText xml:space="preserve"> PAGEREF _Toc243683032 \h </w:instrText>
+          <w:instrText xml:space="preserve"> PAGEREF _Toc243683468 \h </w:instrText>
         </w:r>
         <w:r>
           <w:rPr>
@@ -5916,7 +5922,7 @@
           <w:lang w:eastAsia="en-IN"/>
         </w:rPr>
       </w:pPr>
-      <w:hyperlink w:anchor="_Toc243683033" w:history="1">
+      <w:hyperlink w:anchor="_Toc243683469" w:history="1">
         <w:r>
           <w:rPr>
             <w:rStyle w:val="Hyperlink"/>
@@ -5944,7 +5950,7 @@
             <w:noProof/>
             <w:webHidden/>
           </w:rPr>
-          <w:instrText xml:space="preserve"> PAGEREF _Toc243683033 \h </w:instrText>
+          <w:instrText xml:space="preserve"> PAGEREF _Toc243683469 \h </w:instrText>
         </w:r>
         <w:r>
           <w:rPr>
@@ -5996,7 +6002,7 @@
         <w:pStyle w:val="Heading1"/>
         <w:ind w:left="720" w:hanging="720"/>
       </w:pPr>
-      <w:bookmarkStart w:id="0" w:name="_Toc243682990"/>
+      <w:bookmarkStart w:id="0" w:name="_Toc243683426"/>
       <w:r>
         <w:lastRenderedPageBreak/>
         <w:t>Introduction</w:t>
@@ -6007,7 +6013,7 @@
       <w:pPr>
         <w:pStyle w:val="Heading2"/>
       </w:pPr>
-      <w:bookmarkStart w:id="1" w:name="_Toc243682991"/>
+      <w:bookmarkStart w:id="1" w:name="_Toc243683427"/>
       <w:r>
         <w:t>Purpose</w:t>
       </w:r>
@@ -6029,7 +6035,7 @@
       <w:pPr>
         <w:pStyle w:val="Heading2"/>
       </w:pPr>
-      <w:bookmarkStart w:id="2" w:name="_Toc243682992"/>
+      <w:bookmarkStart w:id="2" w:name="_Toc243683428"/>
       <w:r>
         <w:t>Scope</w:t>
       </w:r>
@@ -6051,7 +6057,7 @@
       <w:pPr>
         <w:pStyle w:val="Heading2"/>
       </w:pPr>
-      <w:bookmarkStart w:id="3" w:name="_Toc243682993"/>
+      <w:bookmarkStart w:id="3" w:name="_Toc243683429"/>
       <w:r>
         <w:t>How to Read the Call-Hierarchy Trees</w:t>
       </w:r>
@@ -6138,7 +6144,7 @@
       <w:pPr>
         <w:pStyle w:val="Heading2"/>
       </w:pPr>
-      <w:bookmarkStart w:id="4" w:name="_Toc243682994"/>
+      <w:bookmarkStart w:id="4" w:name="_Toc243683430"/>
       <w:r>
         <w:t>Definitions and Abbreviations</w:t>
       </w:r>
@@ -6603,7 +6609,7 @@
         <w:pStyle w:val="Caption"/>
         <w:jc w:val="center"/>
       </w:pPr>
-      <w:bookmarkStart w:id="5" w:name="_Toc243683019"/>
+      <w:bookmarkStart w:id="5" w:name="_Toc243683455"/>
       <w:r>
         <w:rPr>
           <w:rFonts w:ascii="Times New Roman" w:eastAsia="Times New Roman" w:hAnsi="Times New Roman" w:cs="Times New Roman"/>
@@ -6653,7 +6659,7 @@
       <w:pPr>
         <w:pStyle w:val="Heading2"/>
       </w:pPr>
-      <w:bookmarkStart w:id="6" w:name="_Toc243682995"/>
+      <w:bookmarkStart w:id="6" w:name="_Toc243683431"/>
       <w:r>
         <w:t>References</w:t>
       </w:r>
@@ -6696,7 +6702,7 @@
         <w:pStyle w:val="Heading1"/>
         <w:ind w:left="720" w:hanging="720"/>
       </w:pPr>
-      <w:bookmarkStart w:id="7" w:name="_Toc243682996"/>
+      <w:bookmarkStart w:id="7" w:name="_Toc243683432"/>
       <w:r>
         <w:lastRenderedPageBreak/>
         <w:t>System Overview</w:t>
@@ -6954,7 +6960,7 @@
         <w:pStyle w:val="Caption"/>
         <w:jc w:val="center"/>
       </w:pPr>
-      <w:bookmarkStart w:id="8" w:name="_Toc243683020"/>
+      <w:bookmarkStart w:id="8" w:name="_Toc243683456"/>
       <w:r>
         <w:rPr>
           <w:rFonts w:ascii="Times New Roman" w:eastAsia="Times New Roman" w:hAnsi="Times New Roman" w:cs="Times New Roman"/>
@@ -7005,7 +7011,7 @@
         <w:pStyle w:val="Heading1"/>
         <w:ind w:left="720" w:hanging="720"/>
       </w:pPr>
-      <w:bookmarkStart w:id="9" w:name="_Toc243682997"/>
+      <w:bookmarkStart w:id="9" w:name="_Toc243683433"/>
       <w:r>
         <w:t>Firmware Architecture and Call Hierarchy</w:t>
       </w:r>
@@ -7015,7 +7021,7 @@
       <w:pPr>
         <w:pStyle w:val="Heading2"/>
       </w:pPr>
-      <w:bookmarkStart w:id="10" w:name="_Toc243682998"/>
+      <w:bookmarkStart w:id="10" w:name="_Toc243683434"/>
       <w:r>
         <w:t>File Layout</w:t>
       </w:r>
@@ -7458,7 +7464,7 @@
         <w:pStyle w:val="Caption"/>
         <w:jc w:val="center"/>
       </w:pPr>
-      <w:bookmarkStart w:id="11" w:name="_Toc243683021"/>
+      <w:bookmarkStart w:id="11" w:name="_Toc243683457"/>
       <w:r>
         <w:rPr>
           <w:rFonts w:ascii="Times New Roman" w:eastAsia="Times New Roman" w:hAnsi="Times New Roman" w:cs="Times New Roman"/>
@@ -7520,7 +7526,7 @@
       <w:pPr>
         <w:pStyle w:val="Heading2"/>
       </w:pPr>
-      <w:bookmarkStart w:id="12" w:name="_Toc243682999"/>
+      <w:bookmarkStart w:id="12" w:name="_Toc243683435"/>
       <w:r>
         <w:t>Startup Call Hierarchy</w:t>
       </w:r>
@@ -7708,7 +7714,7 @@
       <w:pPr>
         <w:pStyle w:val="Heading2"/>
       </w:pPr>
-      <w:bookmarkStart w:id="13" w:name="_Toc243683000"/>
+      <w:bookmarkStart w:id="13" w:name="_Toc243683436"/>
       <w:r>
         <w:t>Runtime Threads</w:t>
       </w:r>
@@ -8189,7 +8195,7 @@
         <w:pStyle w:val="Caption"/>
         <w:jc w:val="center"/>
       </w:pPr>
-      <w:bookmarkStart w:id="14" w:name="_Toc243683022"/>
+      <w:bookmarkStart w:id="14" w:name="_Toc243683458"/>
       <w:r>
         <w:rPr>
           <w:rFonts w:ascii="Times New Roman" w:eastAsia="Times New Roman" w:hAnsi="Times New Roman" w:cs="Times New Roman"/>
@@ -8239,7 +8245,7 @@
       <w:pPr>
         <w:pStyle w:val="Heading2"/>
       </w:pPr>
-      <w:bookmarkStart w:id="15" w:name="_Toc243683001"/>
+      <w:bookmarkStart w:id="15" w:name="_Toc243683437"/>
       <w:r>
         <w:t>Function Reference: app/ (tasks.c, proto.c)</w:t>
       </w:r>
@@ -9144,7 +9150,7 @@
         <w:pStyle w:val="Caption"/>
         <w:jc w:val="center"/>
       </w:pPr>
-      <w:bookmarkStart w:id="16" w:name="_Toc243683023"/>
+      <w:bookmarkStart w:id="16" w:name="_Toc243683459"/>
       <w:r>
         <w:rPr>
           <w:rFonts w:ascii="Times New Roman" w:eastAsia="Times New Roman" w:hAnsi="Times New Roman" w:cs="Times New Roman"/>
@@ -9194,7 +9200,7 @@
       <w:pPr>
         <w:pStyle w:val="Heading2"/>
       </w:pPr>
-      <w:bookmarkStart w:id="17" w:name="_Toc243683002"/>
+      <w:bookmarkStart w:id="17" w:name="_Toc243683438"/>
       <w:r>
         <w:lastRenderedPageBreak/>
         <w:t>Function Reference: test/ and cards/</w:t>
@@ -9704,7 +9710,7 @@
         <w:pStyle w:val="Caption"/>
         <w:jc w:val="center"/>
       </w:pPr>
-      <w:bookmarkStart w:id="18" w:name="_Toc243683024"/>
+      <w:bookmarkStart w:id="18" w:name="_Toc243683460"/>
       <w:r>
         <w:rPr>
           <w:rFonts w:ascii="Times New Roman" w:eastAsia="Times New Roman" w:hAnsi="Times New Roman" w:cs="Times New Roman"/>
@@ -9754,7 +9760,7 @@
       <w:pPr>
         <w:pStyle w:val="Heading2"/>
       </w:pPr>
-      <w:bookmarkStart w:id="19" w:name="_Toc243683003"/>
+      <w:bookmarkStart w:id="19" w:name="_Toc243683439"/>
       <w:r>
         <w:t>Runtime Call Hierarchy: RES RUN</w:t>
       </w:r>
@@ -10011,7 +10017,7 @@
       <w:pPr>
         <w:pStyle w:val="Heading2"/>
       </w:pPr>
-      <w:bookmarkStart w:id="20" w:name="_Toc243683004"/>
+      <w:bookmarkStart w:id="20" w:name="_Toc243683440"/>
       <w:r>
         <w:t>Notable Implementation Details</w:t>
       </w:r>
@@ -10358,7 +10364,7 @@
         <w:pStyle w:val="Heading1"/>
         <w:ind w:left="720" w:hanging="720"/>
       </w:pPr>
-      <w:bookmarkStart w:id="21" w:name="_Toc243683005"/>
+      <w:bookmarkStart w:id="21" w:name="_Toc243683441"/>
       <w:r>
         <w:lastRenderedPageBreak/>
         <w:t>GUI Architecture and Call Hierarchy</w:t>
@@ -10369,7 +10375,7 @@
       <w:pPr>
         <w:pStyle w:val="Heading2"/>
       </w:pPr>
-      <w:bookmarkStart w:id="22" w:name="_Toc243683006"/>
+      <w:bookmarkStart w:id="22" w:name="_Toc243683442"/>
       <w:r>
         <w:t>File Layout</w:t>
       </w:r>
@@ -10746,7 +10752,7 @@
         <w:pStyle w:val="Caption"/>
         <w:jc w:val="center"/>
       </w:pPr>
-      <w:bookmarkStart w:id="23" w:name="_Toc243683025"/>
+      <w:bookmarkStart w:id="23" w:name="_Toc243683461"/>
       <w:r>
         <w:rPr>
           <w:rFonts w:ascii="Times New Roman" w:eastAsia="Times New Roman" w:hAnsi="Times New Roman" w:cs="Times New Roman"/>
@@ -10796,7 +10802,7 @@
       <w:pPr>
         <w:pStyle w:val="Heading2"/>
       </w:pPr>
-      <w:bookmarkStart w:id="24" w:name="_Toc243683007"/>
+      <w:bookmarkStart w:id="24" w:name="_Toc243683443"/>
       <w:r>
         <w:t>Startup Call Hierarchy</w:t>
       </w:r>
@@ -10891,7 +10897,7 @@
       <w:pPr>
         <w:pStyle w:val="Heading2"/>
       </w:pPr>
-      <w:bookmarkStart w:id="25" w:name="_Toc243683008"/>
+      <w:bookmarkStart w:id="25" w:name="_Toc243683444"/>
       <w:r>
         <w:t>Function/Method Reference</w:t>
       </w:r>
@@ -11664,7 +11670,7 @@
         <w:pStyle w:val="Caption"/>
         <w:jc w:val="center"/>
       </w:pPr>
-      <w:bookmarkStart w:id="26" w:name="_Toc243683026"/>
+      <w:bookmarkStart w:id="26" w:name="_Toc243683462"/>
       <w:r>
         <w:rPr>
           <w:rFonts w:ascii="Times New Roman" w:eastAsia="Times New Roman" w:hAnsi="Times New Roman" w:cs="Times New Roman"/>
@@ -11714,7 +11720,7 @@
       <w:pPr>
         <w:pStyle w:val="Heading2"/>
       </w:pPr>
-      <w:bookmarkStart w:id="27" w:name="_Toc243683009"/>
+      <w:bookmarkStart w:id="27" w:name="_Toc243683445"/>
       <w:r>
         <w:lastRenderedPageBreak/>
         <w:t>Runtime Call Hierarchy: Button Press to Wire</w:t>
@@ -11826,7 +11832,7 @@
       <w:pPr>
         <w:pStyle w:val="Heading2"/>
       </w:pPr>
-      <w:bookmarkStart w:id="28" w:name="_Toc243683010"/>
+      <w:bookmarkStart w:id="28" w:name="_Toc243683446"/>
       <w:r>
         <w:t>Runtime Call Hierarchy: Incoming Line to Screen Update</w:t>
       </w:r>
@@ -11969,7 +11975,7 @@
       <w:pPr>
         <w:pStyle w:val="Heading2"/>
       </w:pPr>
-      <w:bookmarkStart w:id="29" w:name="_Toc243683011"/>
+      <w:bookmarkStart w:id="29" w:name="_Toc243683447"/>
       <w:r>
         <w:t>Notable Implementation Details</w:t>
       </w:r>
@@ -12119,7 +12125,7 @@
         <w:pStyle w:val="Heading1"/>
         <w:ind w:left="720" w:hanging="720"/>
       </w:pPr>
-      <w:bookmarkStart w:id="30" w:name="_Toc243683012"/>
+      <w:bookmarkStart w:id="30" w:name="_Toc243683448"/>
       <w:r>
         <w:lastRenderedPageBreak/>
         <w:t>Firmware-GUI Interface (Serial Protocol)</w:t>
@@ -12409,7 +12415,7 @@
         <w:pStyle w:val="Caption"/>
         <w:jc w:val="center"/>
       </w:pPr>
-      <w:bookmarkStart w:id="31" w:name="_Toc243683027"/>
+      <w:bookmarkStart w:id="31" w:name="_Toc243683463"/>
       <w:r>
         <w:rPr>
           <w:rFonts w:ascii="Times New Roman" w:eastAsia="Times New Roman" w:hAnsi="Times New Roman" w:cs="Times New Roman"/>
@@ -12459,7 +12465,7 @@
       <w:pPr>
         <w:pStyle w:val="Heading2"/>
       </w:pPr>
-      <w:bookmarkStart w:id="32" w:name="_Toc243683013"/>
+      <w:bookmarkStart w:id="32" w:name="_Toc243683449"/>
       <w:r>
         <w:t>Commands</w:t>
       </w:r>
@@ -13364,7 +13370,7 @@
         <w:pStyle w:val="Caption"/>
         <w:jc w:val="center"/>
       </w:pPr>
-      <w:bookmarkStart w:id="33" w:name="_Toc243683028"/>
+      <w:bookmarkStart w:id="33" w:name="_Toc243683464"/>
       <w:r>
         <w:rPr>
           <w:rFonts w:ascii="Times New Roman" w:eastAsia="Times New Roman" w:hAnsi="Times New Roman" w:cs="Times New Roman"/>
@@ -13414,7 +13420,7 @@
       <w:pPr>
         <w:pStyle w:val="Heading2"/>
       </w:pPr>
-      <w:bookmarkStart w:id="34" w:name="_Toc243683014"/>
+      <w:bookmarkStart w:id="34" w:name="_Toc243683450"/>
       <w:r>
         <w:t>Events and Error Codes</w:t>
       </w:r>
@@ -13785,7 +13791,7 @@
         <w:pStyle w:val="Caption"/>
         <w:jc w:val="center"/>
       </w:pPr>
-      <w:bookmarkStart w:id="35" w:name="_Toc243683029"/>
+      <w:bookmarkStart w:id="35" w:name="_Toc243683465"/>
       <w:r>
         <w:rPr>
           <w:rFonts w:ascii="Times New Roman" w:eastAsia="Times New Roman" w:hAnsi="Times New Roman" w:cs="Times New Roman"/>
@@ -14196,7 +14202,7 @@
         <w:pStyle w:val="Caption"/>
         <w:jc w:val="center"/>
       </w:pPr>
-      <w:bookmarkStart w:id="36" w:name="_Toc243683030"/>
+      <w:bookmarkStart w:id="36" w:name="_Toc243683466"/>
       <w:r>
         <w:rPr>
           <w:rFonts w:ascii="Times New Roman" w:eastAsia="Times New Roman" w:hAnsi="Times New Roman" w:cs="Times New Roman"/>
@@ -14247,7 +14253,7 @@
         <w:pStyle w:val="Heading1"/>
         <w:ind w:left="720" w:hanging="720"/>
       </w:pPr>
-      <w:bookmarkStart w:id="37" w:name="_Toc243683015"/>
+      <w:bookmarkStart w:id="37" w:name="_Toc243683451"/>
       <w:r>
         <w:lastRenderedPageBreak/>
         <w:t>Key Design Decisions</w:t>
@@ -14384,7 +14390,7 @@
         <w:pStyle w:val="Heading1"/>
         <w:ind w:left="720" w:hanging="720"/>
       </w:pPr>
-      <w:bookmarkStart w:id="38" w:name="_Toc243683016"/>
+      <w:bookmarkStart w:id="38" w:name="_Toc243683452"/>
       <w:r>
         <w:t>Known Limitations</w:t>
       </w:r>
@@ -14530,7 +14536,7 @@
         </w:numPr>
         <w:ind w:left="720" w:hanging="720"/>
       </w:pPr>
-      <w:bookmarkStart w:id="39" w:name="_Toc243683017"/>
+      <w:bookmarkStart w:id="39" w:name="_Toc243683453"/>
       <w:r>
         <w:t>Appendix A: System Reference</w:t>
       </w:r>
@@ -15051,7 +15057,7 @@
         <w:pStyle w:val="Caption"/>
         <w:jc w:val="center"/>
       </w:pPr>
-      <w:bookmarkStart w:id="40" w:name="_Toc243683031"/>
+      <w:bookmarkStart w:id="40" w:name="_Toc243683467"/>
       <w:r>
         <w:rPr>
           <w:rFonts w:ascii="Times New Roman" w:eastAsia="Times New Roman" w:hAnsi="Times New Roman" w:cs="Times New Roman"/>
@@ -15534,7 +15540,7 @@
         <w:pStyle w:val="Caption"/>
         <w:jc w:val="center"/>
       </w:pPr>
-      <w:bookmarkStart w:id="41" w:name="_Toc243683032"/>
+      <w:bookmarkStart w:id="41" w:name="_Toc243683468"/>
       <w:r>
         <w:rPr>
           <w:rFonts w:ascii="Times New Roman" w:eastAsia="Times New Roman" w:hAnsi="Times New Roman" w:cs="Times New Roman"/>
@@ -15589,7 +15595,7 @@
         </w:numPr>
         <w:ind w:left="720" w:hanging="720"/>
       </w:pPr>
-      <w:bookmarkStart w:id="42" w:name="_Toc243683018"/>
+      <w:bookmarkStart w:id="42" w:name="_Toc243683454"/>
       <w:r>
         <w:t>Appendix B: Glossary</w:t>
       </w:r>
@@ -15913,7 +15919,7 @@
         <w:pStyle w:val="Caption"/>
         <w:jc w:val="center"/>
       </w:pPr>
-      <w:bookmarkStart w:id="43" w:name="_Toc243683033"/>
+      <w:bookmarkStart w:id="43" w:name="_Toc243683469"/>
       <w:r>
         <w:rPr>
           <w:rFonts w:ascii="Times New Roman" w:eastAsia="Times New Roman" w:hAnsi="Times New Roman" w:cs="Times New Roman"/>
